--- a/resume/UPDATED JOUR352 resume text.docx
+++ b/resume/UPDATED JOUR352 resume text.docx
@@ -1,45 +1,43 @@
 
 <file path=word/document.xml><?xml version="1.0" encoding="utf-8"?>
-<w:document xmlns:mc="http://schemas.openxmlformats.org/markup-compatibility/2006" xmlns:o="urn:schemas-microsoft-com:office:office" xmlns:r="http://schemas.openxmlformats.org/officeDocument/2006/relationships" xmlns:m="http://schemas.openxmlformats.org/officeDocument/2006/math" xmlns:v="urn:schemas-microsoft-com:vml" xmlns:wp="http://schemas.openxmlformats.org/drawingml/2006/wordprocessingDrawing" xmlns:w10="urn:schemas-microsoft-com:office:word" xmlns:w="http://schemas.openxmlformats.org/wordprocessingml/2006/main" xmlns:wne="http://schemas.microsoft.com/office/word/2006/wordml" xmlns:sl="http://schemas.openxmlformats.org/schemaLibrary/2006/main" xmlns:a="http://schemas.openxmlformats.org/drawingml/2006/main" xmlns:pic="http://schemas.openxmlformats.org/drawingml/2006/picture" xmlns:c="http://schemas.openxmlformats.org/drawingml/2006/chart" xmlns:lc="http://schemas.openxmlformats.org/drawingml/2006/lockedCanvas" xmlns:dgm="http://schemas.openxmlformats.org/drawingml/2006/diagram" xmlns:wps="http://schemas.microsoft.com/office/word/2010/wordprocessingShape" xmlns:wpg="http://schemas.microsoft.com/office/word/2010/wordprocessingGroup" xmlns:w14="http://schemas.microsoft.com/office/word/2010/wordml" xmlns:w15="http://schemas.microsoft.com/office/word/2012/wordml" xmlns:w16="http://schemas.microsoft.com/office/word/2018/wordml" xmlns:w16cex="http://schemas.microsoft.com/office/word/2018/wordml/cex" xmlns:w16cid="http://schemas.microsoft.com/office/word/2016/wordml/cid" xmlns="http://schemas.microsoft.com/office/tasks/2019/documenttasks" xmlns:cr="http://schemas.microsoft.com/office/comments/2020/reactions">
+<w:document xmlns:wpc="http://schemas.microsoft.com/office/word/2010/wordprocessingCanvas" xmlns:cx="http://schemas.microsoft.com/office/drawing/2014/chartex" xmlns:cx1="http://schemas.microsoft.com/office/drawing/2015/9/8/chartex" xmlns:cx2="http://schemas.microsoft.com/office/drawing/2015/10/21/chartex" xmlns:cx3="http://schemas.microsoft.com/office/drawing/2016/5/9/chartex" xmlns:cx4="http://schemas.microsoft.com/office/drawing/2016/5/10/chartex" xmlns:cx5="http://schemas.microsoft.com/office/drawing/2016/5/11/chartex" xmlns:cx6="http://schemas.microsoft.com/office/drawing/2016/5/12/chartex" xmlns:cx7="http://schemas.microsoft.com/office/drawing/2016/5/13/chartex" xmlns:cx8="http://schemas.microsoft.com/office/drawing/2016/5/14/chartex" xmlns:mc="http://schemas.openxmlformats.org/markup-compatibility/2006" xmlns:aink="http://schemas.microsoft.com/office/drawing/2016/ink" xmlns:am3d="http://schemas.microsoft.com/office/drawing/2017/model3d" xmlns:o="urn:schemas-microsoft-com:office:office" xmlns:oel="http://schemas.microsoft.com/office/2019/extlst" xmlns:r="http://schemas.openxmlformats.org/officeDocument/2006/relationships" xmlns:m="http://schemas.openxmlformats.org/officeDocument/2006/math" xmlns:v="urn:schemas-microsoft-com:vml" xmlns:wp14="http://schemas.microsoft.com/office/word/2010/wordprocessingDrawing" xmlns:wp="http://schemas.openxmlformats.org/drawingml/2006/wordprocessingDrawing" xmlns:w10="urn:schemas-microsoft-com:office:word" xmlns:w="http://schemas.openxmlformats.org/wordprocessingml/2006/main" xmlns:w14="http://schemas.microsoft.com/office/word/2010/wordml" xmlns:w15="http://schemas.microsoft.com/office/word/2012/wordml" xmlns:w16cex="http://schemas.microsoft.com/office/word/2018/wordml/cex" xmlns:w16cid="http://schemas.microsoft.com/office/word/2016/wordml/cid" xmlns:w16="http://schemas.microsoft.com/office/word/2018/wordml" xmlns:w16du="http://schemas.microsoft.com/office/word/2023/wordml/word16du" xmlns:w16sdtdh="http://schemas.microsoft.com/office/word/2020/wordml/sdtdatahash" xmlns:w16sdtfl="http://schemas.microsoft.com/office/word/2024/wordml/sdtformatlock" xmlns:w16se="http://schemas.microsoft.com/office/word/2015/wordml/symex" xmlns:wpg="http://schemas.microsoft.com/office/word/2010/wordprocessingGroup" xmlns:wpi="http://schemas.microsoft.com/office/word/2010/wordprocessingInk" xmlns:wne="http://schemas.microsoft.com/office/word/2006/wordml" xmlns:wps="http://schemas.microsoft.com/office/word/2010/wordprocessingShape" mc:Ignorable="w14 w15 w16se w16cid w16 w16cex w16sdtdh w16sdtfl w16du wp14">
   <w:body>
     <w:p>
       <w:pPr>
-        <w:shd w:fill="ffffff" w:val="clear"/>
-        <w:spacing w:after="180" w:before="180" w:lineRule="auto"/>
-        <w:rPr>
-          <w:color w:val="273540"/>
-          <w:sz w:val="24"/>
-          <w:szCs w:val="24"/>
-        </w:rPr>
-      </w:pPr>
-      <w:r>
-        <w:rPr>
-          <w:color w:val="273540"/>
-          <w:sz w:val="24"/>
-          <w:szCs w:val="24"/>
-          <w:rtl w:val="0"/>
-        </w:rPr>
-        <w:t xml:space="preserve">Tien Nguyen</w:t>
-      </w:r>
-    </w:p>
-    <w:p>
-      <w:pPr>
-        <w:shd w:fill="ffffff" w:val="clear"/>
-        <w:spacing w:after="180" w:before="180" w:lineRule="auto"/>
-        <w:rPr>
-          <w:color w:val="273540"/>
-          <w:sz w:val="24"/>
-          <w:szCs w:val="24"/>
-        </w:rPr>
-      </w:pPr>
-      <w:r>
-        <w:rPr>
-          <w:color w:val="273540"/>
-          <w:sz w:val="24"/>
-          <w:szCs w:val="24"/>
-          <w:rtl w:val="0"/>
-        </w:rPr>
-        <w:t xml:space="preserve">Undergraduate student at UMD &amp; journalist</w:t>
+        <w:shd w:val="clear" w:color="auto" w:fill="FFFFFF"/>
+        <w:spacing w:before="180" w:after="180"/>
+        <w:rPr>
+          <w:color w:val="273540"/>
+          <w:sz w:val="24"/>
+          <w:szCs w:val="24"/>
+        </w:rPr>
+      </w:pPr>
+      <w:r>
+        <w:rPr>
+          <w:color w:val="273540"/>
+          <w:sz w:val="24"/>
+          <w:szCs w:val="24"/>
+        </w:rPr>
+        <w:t>Tien Nguyen</w:t>
+      </w:r>
+    </w:p>
+    <w:p>
+      <w:pPr>
+        <w:shd w:val="clear" w:color="auto" w:fill="FFFFFF"/>
+        <w:spacing w:before="180" w:after="180"/>
+        <w:rPr>
+          <w:color w:val="273540"/>
+          <w:sz w:val="24"/>
+          <w:szCs w:val="24"/>
+        </w:rPr>
+      </w:pPr>
+      <w:r>
+        <w:rPr>
+          <w:color w:val="273540"/>
+          <w:sz w:val="24"/>
+          <w:szCs w:val="24"/>
+        </w:rPr>
+        <w:t>Undergraduate student at UMD &amp; journalist</w:t>
       </w:r>
     </w:p>
     <w:p>
@@ -48,18 +46,16 @@
           <w:ilvl w:val="0"/>
           <w:numId w:val="1"/>
         </w:numPr>
-        <w:shd w:fill="ffffff" w:val="clear"/>
-        <w:spacing w:after="0" w:afterAutospacing="0" w:lineRule="auto"/>
-        <w:ind w:left="1100" w:hanging="360"/>
-      </w:pPr>
-      <w:r>
-        <w:rPr>
-          <w:color w:val="273540"/>
-          <w:sz w:val="24"/>
-          <w:szCs w:val="24"/>
-          <w:rtl w:val="0"/>
-        </w:rPr>
-        <w:t xml:space="preserve">tnguye85@terpmail.umd.edu</w:t>
+        <w:shd w:val="clear" w:color="auto" w:fill="FFFFFF"/>
+        <w:ind w:left="1100"/>
+      </w:pPr>
+      <w:r>
+        <w:rPr>
+          <w:color w:val="273540"/>
+          <w:sz w:val="24"/>
+          <w:szCs w:val="24"/>
+        </w:rPr>
+        <w:t>tnguye85@terpmail.umd.edu</w:t>
       </w:r>
     </w:p>
     <w:p>
@@ -68,18 +64,16 @@
           <w:ilvl w:val="0"/>
           <w:numId w:val="1"/>
         </w:numPr>
-        <w:shd w:fill="ffffff" w:val="clear"/>
-        <w:spacing w:after="0" w:afterAutospacing="0" w:lineRule="auto"/>
-        <w:ind w:left="1100" w:hanging="360"/>
-      </w:pPr>
-      <w:r>
-        <w:rPr>
-          <w:color w:val="273540"/>
-          <w:sz w:val="24"/>
-          <w:szCs w:val="24"/>
-          <w:rtl w:val="0"/>
-        </w:rPr>
-        <w:t xml:space="preserve">LinkedIn: https://www.linkedin.com/in/tien-nguyen-9758b1371/</w:t>
+        <w:shd w:val="clear" w:color="auto" w:fill="FFFFFF"/>
+        <w:ind w:left="1100"/>
+      </w:pPr>
+      <w:r>
+        <w:rPr>
+          <w:color w:val="273540"/>
+          <w:sz w:val="24"/>
+          <w:szCs w:val="24"/>
+        </w:rPr>
+        <w:t>LinkedIn: https://www.linkedin.com/in/tien-nguyen-9758b1371/</w:t>
       </w:r>
     </w:p>
     <w:p>
@@ -88,18 +82,16 @@
           <w:ilvl w:val="0"/>
           <w:numId w:val="1"/>
         </w:numPr>
-        <w:shd w:fill="ffffff" w:val="clear"/>
-        <w:spacing w:after="0" w:afterAutospacing="0" w:lineRule="auto"/>
-        <w:ind w:left="1100" w:hanging="360"/>
-      </w:pPr>
-      <w:r>
-        <w:rPr>
-          <w:color w:val="273540"/>
-          <w:sz w:val="24"/>
-          <w:szCs w:val="24"/>
-          <w:rtl w:val="0"/>
-        </w:rPr>
-        <w:t xml:space="preserve">Twitter: https://twitter.com/tienology</w:t>
+        <w:shd w:val="clear" w:color="auto" w:fill="FFFFFF"/>
+        <w:ind w:left="1100"/>
+      </w:pPr>
+      <w:r>
+        <w:rPr>
+          <w:color w:val="273540"/>
+          <w:sz w:val="24"/>
+          <w:szCs w:val="24"/>
+        </w:rPr>
+        <w:t>Twitter: https://twitter.com/tienology</w:t>
       </w:r>
     </w:p>
     <w:p>
@@ -108,453 +100,392 @@
           <w:ilvl w:val="0"/>
           <w:numId w:val="1"/>
         </w:numPr>
-        <w:shd w:fill="ffffff" w:val="clear"/>
-        <w:spacing w:after="100" w:lineRule="auto"/>
-        <w:ind w:left="1100" w:hanging="360"/>
-      </w:pPr>
-      <w:r>
-        <w:rPr>
-          <w:color w:val="273540"/>
-          <w:sz w:val="24"/>
-          <w:szCs w:val="24"/>
-          <w:rtl w:val="0"/>
+        <w:shd w:val="clear" w:color="auto" w:fill="FFFFFF"/>
+        <w:spacing w:after="100"/>
+        <w:ind w:left="1100"/>
+      </w:pPr>
+      <w:r>
+        <w:rPr>
+          <w:color w:val="273540"/>
+          <w:sz w:val="24"/>
+          <w:szCs w:val="24"/>
         </w:rPr>
         <w:t xml:space="preserve">GitHub: </w:t>
+      </w:r>
+      <w:hyperlink r:id="rId5">
+        <w:r>
+          <w:rPr>
+            <w:color w:val="1155CC"/>
+            <w:sz w:val="24"/>
+            <w:szCs w:val="24"/>
+            <w:u w:val="single"/>
+          </w:rPr>
+          <w:t>https://github.com/tnguye85-design</w:t>
+        </w:r>
+      </w:hyperlink>
+    </w:p>
+    <w:p>
+      <w:pPr>
+        <w:shd w:val="clear" w:color="auto" w:fill="FFFFFF"/>
+        <w:spacing w:after="100"/>
+        <w:rPr>
+          <w:color w:val="273540"/>
+          <w:sz w:val="24"/>
+          <w:szCs w:val="24"/>
+        </w:rPr>
+      </w:pPr>
+    </w:p>
+    <w:p>
+      <w:pPr>
+        <w:shd w:val="clear" w:color="auto" w:fill="FFFFFF"/>
+        <w:spacing w:after="100"/>
+        <w:rPr>
+          <w:color w:val="273540"/>
+          <w:sz w:val="24"/>
+          <w:szCs w:val="24"/>
+        </w:rPr>
+      </w:pPr>
+      <w:r>
+        <w:rPr>
+          <w:color w:val="273540"/>
+          <w:sz w:val="24"/>
+          <w:szCs w:val="24"/>
+        </w:rPr>
+        <w:t xml:space="preserve">I am an undergraduate student at the University of Maryland and the Philip Merrill College of Journalism looking to pursue investigative and international reporting. I have journalistic experience in interviewing, research and article publication from my time with student news organizations.  </w:t>
+      </w:r>
+    </w:p>
+    <w:p>
+      <w:pPr>
+        <w:shd w:val="clear" w:color="auto" w:fill="FFFFFF"/>
+        <w:spacing w:before="180" w:after="180"/>
+        <w:rPr>
+          <w:color w:val="273540"/>
+          <w:sz w:val="24"/>
+          <w:szCs w:val="24"/>
+        </w:rPr>
+      </w:pPr>
+    </w:p>
+    <w:p>
+      <w:pPr>
+        <w:shd w:val="clear" w:color="auto" w:fill="FFFFFF"/>
+        <w:spacing w:before="180" w:after="180"/>
+        <w:rPr>
+          <w:b/>
+          <w:bCs/>
+          <w:color w:val="273540"/>
+          <w:sz w:val="24"/>
+          <w:szCs w:val="24"/>
+        </w:rPr>
+      </w:pPr>
+      <w:r>
+        <w:rPr>
+          <w:b/>
+          <w:bCs/>
+          <w:color w:val="273540"/>
+          <w:sz w:val="24"/>
+          <w:szCs w:val="24"/>
+        </w:rPr>
+        <w:t>Experience:</w:t>
+      </w:r>
+    </w:p>
+    <w:p>
+      <w:pPr>
+        <w:shd w:val="clear" w:color="auto" w:fill="FFFFFF"/>
+        <w:spacing w:before="180" w:after="180"/>
+        <w:rPr>
+          <w:color w:val="273540"/>
+          <w:sz w:val="24"/>
+          <w:szCs w:val="24"/>
+        </w:rPr>
+      </w:pPr>
+      <w:r>
+        <w:rPr>
+          <w:color w:val="273540"/>
+          <w:sz w:val="24"/>
+          <w:szCs w:val="24"/>
+        </w:rPr>
+        <w:t>Staff Reporter</w:t>
+      </w:r>
+    </w:p>
+    <w:p>
+      <w:pPr>
+        <w:shd w:val="clear" w:color="auto" w:fill="FFFFFF"/>
+        <w:spacing w:before="180" w:after="180"/>
+        <w:rPr>
+          <w:color w:val="273540"/>
+          <w:sz w:val="24"/>
+          <w:szCs w:val="24"/>
+        </w:rPr>
+      </w:pPr>
+      <w:r>
+        <w:rPr>
+          <w:color w:val="273540"/>
+          <w:sz w:val="24"/>
+          <w:szCs w:val="24"/>
+        </w:rPr>
+        <w:t>Her Campus</w:t>
+      </w:r>
+    </w:p>
+    <w:p>
+      <w:pPr>
+        <w:shd w:val="clear" w:color="auto" w:fill="FFFFFF"/>
+        <w:spacing w:before="180" w:after="180"/>
+        <w:rPr>
+          <w:color w:val="273540"/>
+          <w:sz w:val="24"/>
+          <w:szCs w:val="24"/>
+        </w:rPr>
+      </w:pPr>
+      <w:r>
+        <w:rPr>
+          <w:color w:val="273540"/>
+          <w:sz w:val="24"/>
+          <w:szCs w:val="24"/>
+        </w:rPr>
+        <w:t>Sept. 2025 – Present</w:t>
+      </w:r>
+    </w:p>
+    <w:p>
+      <w:pPr>
+        <w:shd w:val="clear" w:color="auto" w:fill="FFFFFF"/>
+        <w:spacing w:before="180" w:after="180"/>
+        <w:rPr>
+          <w:color w:val="273540"/>
+          <w:sz w:val="24"/>
+          <w:szCs w:val="24"/>
+        </w:rPr>
+      </w:pPr>
+      <w:r>
+        <w:rPr>
+          <w:color w:val="273540"/>
+          <w:sz w:val="24"/>
+          <w:szCs w:val="24"/>
+        </w:rPr>
+        <w:t>I write monthly articles for the publication focusing on society and pop culture, focusing on relevant stories and trends for the University of Maryland community. I work with editors to polish articles for publication, provide photographs for storytelling visuals and attended live events for courage. My works include “Solace and Sisterhood: Into Black Womanhood &amp; Female Friendships” and “Fall Crafts for Your Holiday Season.”</w:t>
+      </w:r>
+    </w:p>
+    <w:p>
+      <w:pPr>
+        <w:shd w:val="clear" w:color="auto" w:fill="FFFFFF"/>
+        <w:spacing w:before="180" w:after="180"/>
+        <w:rPr>
+          <w:color w:val="273540"/>
+          <w:sz w:val="24"/>
+          <w:szCs w:val="24"/>
+        </w:rPr>
+      </w:pPr>
+    </w:p>
+    <w:p>
+      <w:pPr>
+        <w:shd w:val="clear" w:color="auto" w:fill="FFFFFF"/>
+        <w:spacing w:before="180" w:after="180"/>
+        <w:rPr>
+          <w:color w:val="273540"/>
+          <w:sz w:val="24"/>
+          <w:szCs w:val="24"/>
+        </w:rPr>
+      </w:pPr>
+      <w:r>
+        <w:rPr>
+          <w:color w:val="273540"/>
+          <w:sz w:val="24"/>
+          <w:szCs w:val="24"/>
+        </w:rPr>
+        <w:t>Editor-in-Chief</w:t>
+      </w:r>
+    </w:p>
+    <w:p>
+      <w:pPr>
+        <w:shd w:val="clear" w:color="auto" w:fill="FFFFFF"/>
+        <w:spacing w:before="180" w:after="180"/>
+        <w:rPr>
+          <w:color w:val="273540"/>
+          <w:sz w:val="24"/>
+          <w:szCs w:val="24"/>
+        </w:rPr>
+      </w:pPr>
+      <w:r>
+        <w:rPr>
+          <w:color w:val="273540"/>
+          <w:sz w:val="24"/>
+          <w:szCs w:val="24"/>
+        </w:rPr>
+        <w:t>The Hedge Apple</w:t>
+      </w:r>
+    </w:p>
+    <w:p>
+      <w:pPr>
+        <w:shd w:val="clear" w:color="auto" w:fill="FFFFFF"/>
+        <w:spacing w:before="180" w:after="180"/>
+        <w:rPr>
+          <w:color w:val="273540"/>
+          <w:sz w:val="24"/>
+          <w:szCs w:val="24"/>
+        </w:rPr>
+      </w:pPr>
+      <w:r>
+        <w:rPr>
+          <w:color w:val="273540"/>
+          <w:sz w:val="24"/>
+          <w:szCs w:val="24"/>
+        </w:rPr>
+        <w:t xml:space="preserve">Jan. 14, </w:t>
+      </w:r>
+      <w:proofErr w:type="gramStart"/>
+      <w:r>
+        <w:rPr>
+          <w:color w:val="273540"/>
+          <w:sz w:val="24"/>
+          <w:szCs w:val="24"/>
+        </w:rPr>
+        <w:t>2024  –</w:t>
+      </w:r>
+      <w:proofErr w:type="gramEnd"/>
+      <w:r>
+        <w:rPr>
+          <w:color w:val="273540"/>
+          <w:sz w:val="24"/>
+          <w:szCs w:val="24"/>
+        </w:rPr>
+        <w:t xml:space="preserve"> May 2025</w:t>
+      </w:r>
+    </w:p>
+    <w:p>
+      <w:pPr>
+        <w:shd w:val="clear" w:color="auto" w:fill="FFFFFF"/>
+        <w:spacing w:before="180" w:after="180"/>
+        <w:rPr>
+          <w:color w:val="273540"/>
+          <w:sz w:val="24"/>
+          <w:szCs w:val="24"/>
+        </w:rPr>
+      </w:pPr>
+      <w:r>
+        <w:rPr>
+          <w:color w:val="273540"/>
+          <w:sz w:val="24"/>
+          <w:szCs w:val="24"/>
+        </w:rPr>
+        <w:t xml:space="preserve">As Editor-in-Chief for Hagerstown Community College’s literary magazine, I worked on the Spring 2025 issue, “Labyrinth.” For this project, my responsibilities included disseminating submission pieces to editors for review, working on marketing strategies with the Marketing Team to promote The Hedge Apple’s publicity on campus, brainstorming and organizing new themes for upcoming calls for submissions and doing final checks for writing pieces after they have been reviewed by the editors. “Labyrinth,” is available online at </w:t>
       </w:r>
       <w:hyperlink r:id="rId6">
         <w:r>
           <w:rPr>
-            <w:color w:val="1155cc"/>
+            <w:color w:val="1155CC"/>
             <w:sz w:val="24"/>
             <w:szCs w:val="24"/>
             <w:u w:val="single"/>
-            <w:rtl w:val="0"/>
           </w:rPr>
-          <w:t xml:space="preserve">https://github.com/tnguye85-design</w:t>
+          <w:t>https://hedgeapplemagazine.com/order-print-copies/</w:t>
         </w:r>
       </w:hyperlink>
       <w:r>
         <w:rPr>
-          <w:rtl w:val="0"/>
-        </w:rPr>
-      </w:r>
-    </w:p>
-    <w:p>
-      <w:pPr>
-        <w:shd w:fill="ffffff" w:val="clear"/>
-        <w:spacing w:after="100" w:lineRule="auto"/>
-        <w:ind w:left="0" w:firstLine="0"/>
-        <w:rPr>
-          <w:color w:val="273540"/>
-          <w:sz w:val="24"/>
-          <w:szCs w:val="24"/>
-        </w:rPr>
-      </w:pPr>
-      <w:r>
-        <w:rPr>
-          <w:rtl w:val="0"/>
-        </w:rPr>
-      </w:r>
-    </w:p>
-    <w:p>
-      <w:pPr>
-        <w:shd w:fill="ffffff" w:val="clear"/>
-        <w:spacing w:after="100" w:lineRule="auto"/>
-        <w:rPr>
-          <w:color w:val="273540"/>
-          <w:sz w:val="24"/>
-          <w:szCs w:val="24"/>
-        </w:rPr>
-      </w:pPr>
-      <w:r>
-        <w:rPr>
-          <w:color w:val="273540"/>
-          <w:sz w:val="24"/>
-          <w:szCs w:val="24"/>
-          <w:rtl w:val="0"/>
-        </w:rPr>
-        <w:t xml:space="preserve">I am an undergraduate student at the University of Maryland and the Philip Merrill College of Journalism looking to pursue investigative and international reporting. I have journalistic experience in interviewing, research and article publication from my time with student news organizations.  </w:t>
-      </w:r>
-    </w:p>
-    <w:p>
-      <w:pPr>
-        <w:shd w:fill="ffffff" w:val="clear"/>
-        <w:spacing w:after="180" w:before="180" w:lineRule="auto"/>
-        <w:rPr>
-          <w:color w:val="273540"/>
-          <w:sz w:val="24"/>
-          <w:szCs w:val="24"/>
-        </w:rPr>
-      </w:pPr>
-      <w:r>
-        <w:rPr>
-          <w:rtl w:val="0"/>
-        </w:rPr>
-      </w:r>
-    </w:p>
-    <w:p>
-      <w:pPr>
-        <w:shd w:fill="ffffff" w:val="clear"/>
-        <w:spacing w:after="180" w:before="180" w:lineRule="auto"/>
-        <w:rPr>
-          <w:b w:val="1"/>
-          <w:bCs w:val="1"/>
-          <w:color w:val="273540"/>
-          <w:sz w:val="24"/>
-          <w:szCs w:val="24"/>
-        </w:rPr>
-      </w:pPr>
-      <w:r>
-        <w:rPr>
-          <w:b w:val="1"/>
-          <w:bCs w:val="1"/>
-          <w:color w:val="273540"/>
-          <w:sz w:val="24"/>
-          <w:szCs w:val="24"/>
-          <w:rtl w:val="0"/>
-        </w:rPr>
-        <w:t xml:space="preserve">Experience:</w:t>
-      </w:r>
-    </w:p>
-    <w:p>
-      <w:pPr>
-        <w:shd w:fill="ffffff" w:val="clear"/>
-        <w:spacing w:after="180" w:before="180" w:lineRule="auto"/>
-        <w:rPr>
-          <w:color w:val="273540"/>
-          <w:sz w:val="24"/>
-          <w:szCs w:val="24"/>
-        </w:rPr>
-      </w:pPr>
-      <w:r>
-        <w:rPr>
-          <w:color w:val="273540"/>
-          <w:sz w:val="24"/>
-          <w:szCs w:val="24"/>
-          <w:rtl w:val="0"/>
-        </w:rPr>
-        <w:t xml:space="preserve">Staff Reporter</w:t>
-      </w:r>
-      <w:r>
-        <w:rPr>
-          <w:rtl w:val="0"/>
-        </w:rPr>
-      </w:r>
-    </w:p>
-    <w:p>
-      <w:pPr>
-        <w:shd w:fill="ffffff" w:val="clear"/>
-        <w:spacing w:after="180" w:before="180" w:lineRule="auto"/>
-        <w:rPr>
-          <w:color w:val="273540"/>
-          <w:sz w:val="24"/>
-          <w:szCs w:val="24"/>
-        </w:rPr>
-      </w:pPr>
-      <w:r>
-        <w:rPr>
-          <w:color w:val="273540"/>
-          <w:sz w:val="24"/>
-          <w:szCs w:val="24"/>
-          <w:rtl w:val="0"/>
-        </w:rPr>
-        <w:t xml:space="preserve">Her Campus</w:t>
-      </w:r>
-    </w:p>
-    <w:p>
-      <w:pPr>
-        <w:shd w:fill="ffffff" w:val="clear"/>
-        <w:spacing w:after="180" w:before="180" w:lineRule="auto"/>
-        <w:rPr>
-          <w:color w:val="273540"/>
-          <w:sz w:val="24"/>
-          <w:szCs w:val="24"/>
-        </w:rPr>
-      </w:pPr>
-      <w:r>
-        <w:rPr>
-          <w:color w:val="273540"/>
-          <w:sz w:val="24"/>
-          <w:szCs w:val="24"/>
-          <w:rtl w:val="0"/>
-        </w:rPr>
-        <w:t xml:space="preserve">Sept. 2025 – Present</w:t>
-      </w:r>
-    </w:p>
-    <w:p>
-      <w:pPr>
-        <w:shd w:fill="ffffff" w:val="clear"/>
-        <w:spacing w:after="180" w:before="180" w:lineRule="auto"/>
-        <w:rPr>
-          <w:color w:val="273540"/>
-          <w:sz w:val="24"/>
-          <w:szCs w:val="24"/>
-        </w:rPr>
-      </w:pPr>
-      <w:r>
-        <w:rPr>
-          <w:color w:val="273540"/>
-          <w:sz w:val="24"/>
-          <w:szCs w:val="24"/>
-          <w:rtl w:val="0"/>
-        </w:rPr>
-        <w:t xml:space="preserve">I write monthly articles for the publication focusing on society and pop culture, focusing on relevant stories and trends for the University of Maryland community. I work with editors to polish articles for publication, provide photographs for storytelling visuals and attended live events for courage. My works include “Solace and Sisterhood: Into Black Womanhood &amp; Female Friendships” and “Fall Crafts for Your Holiday Season.”</w:t>
-      </w:r>
-    </w:p>
-    <w:p>
-      <w:pPr>
-        <w:shd w:fill="ffffff" w:val="clear"/>
-        <w:spacing w:after="180" w:before="180" w:lineRule="auto"/>
-        <w:rPr>
-          <w:color w:val="273540"/>
-          <w:sz w:val="24"/>
-          <w:szCs w:val="24"/>
-        </w:rPr>
-      </w:pPr>
-      <w:r>
-        <w:rPr>
-          <w:rtl w:val="0"/>
-        </w:rPr>
-      </w:r>
-    </w:p>
-    <w:p>
-      <w:pPr>
-        <w:shd w:fill="ffffff" w:val="clear"/>
-        <w:spacing w:after="180" w:before="180" w:lineRule="auto"/>
-        <w:rPr>
-          <w:color w:val="273540"/>
-          <w:sz w:val="24"/>
-          <w:szCs w:val="24"/>
-        </w:rPr>
-      </w:pPr>
-      <w:r>
-        <w:rPr>
-          <w:color w:val="273540"/>
-          <w:sz w:val="24"/>
-          <w:szCs w:val="24"/>
-          <w:rtl w:val="0"/>
-        </w:rPr>
-        <w:t xml:space="preserve">Editor-in-Chief</w:t>
-      </w:r>
-    </w:p>
-    <w:p>
-      <w:pPr>
-        <w:shd w:fill="ffffff" w:val="clear"/>
-        <w:spacing w:after="180" w:before="180" w:lineRule="auto"/>
-        <w:rPr>
-          <w:color w:val="273540"/>
-          <w:sz w:val="24"/>
-          <w:szCs w:val="24"/>
-        </w:rPr>
-      </w:pPr>
-      <w:r>
-        <w:rPr>
-          <w:color w:val="273540"/>
-          <w:sz w:val="24"/>
-          <w:szCs w:val="24"/>
-          <w:rtl w:val="0"/>
-        </w:rPr>
-        <w:t xml:space="preserve">The Hedge Apple</w:t>
-      </w:r>
-    </w:p>
-    <w:p>
-      <w:pPr>
-        <w:shd w:fill="ffffff" w:val="clear"/>
-        <w:spacing w:after="180" w:before="180" w:lineRule="auto"/>
-        <w:rPr>
-          <w:color w:val="273540"/>
-          <w:sz w:val="24"/>
-          <w:szCs w:val="24"/>
-        </w:rPr>
-      </w:pPr>
-      <w:r>
-        <w:rPr>
-          <w:color w:val="273540"/>
-          <w:sz w:val="24"/>
-          <w:szCs w:val="24"/>
-          <w:rtl w:val="0"/>
-        </w:rPr>
-        <w:t xml:space="preserve">Jan. 14, 2024  – May 2025</w:t>
-      </w:r>
-    </w:p>
-    <w:p>
-      <w:pPr>
-        <w:shd w:fill="ffffff" w:val="clear"/>
-        <w:spacing w:after="180" w:before="180" w:lineRule="auto"/>
-        <w:rPr>
-          <w:color w:val="273540"/>
-          <w:sz w:val="24"/>
-          <w:szCs w:val="24"/>
-        </w:rPr>
-      </w:pPr>
-      <w:r>
-        <w:rPr>
-          <w:color w:val="273540"/>
-          <w:sz w:val="24"/>
-          <w:szCs w:val="24"/>
-          <w:rtl w:val="0"/>
-        </w:rPr>
-        <w:t xml:space="preserve">As Editor-in-Chief for Hagerstown Community College’s literary magazine, I worked on the Spring 2025 issue, “Labyrinth.” For this project, my responsibilities included disseminating submission pieces to editors for review, working on marketing strategies with the Marketing Team to promote The Hedge Apple’s publicity on campus, brainstorming and organizing new themes for upcoming calls for submissions and doing final checks for writing pieces after they have been reviewed by the editors. “Labyrinth,” is available online at </w:t>
-      </w:r>
-      <w:hyperlink r:id="rId7">
-        <w:r>
-          <w:rPr>
-            <w:color w:val="1155cc"/>
-            <w:sz w:val="24"/>
-            <w:szCs w:val="24"/>
-            <w:u w:val="single"/>
-            <w:rtl w:val="0"/>
-          </w:rPr>
-          <w:t xml:space="preserve">https://hedgeapplemagazine.com/order-print-copies/</w:t>
-        </w:r>
-      </w:hyperlink>
-      <w:r>
-        <w:rPr>
-          <w:color w:val="273540"/>
-          <w:sz w:val="24"/>
-          <w:szCs w:val="24"/>
-          <w:rtl w:val="0"/>
+          <w:color w:val="273540"/>
+          <w:sz w:val="24"/>
+          <w:szCs w:val="24"/>
         </w:rPr>
         <w:t xml:space="preserve">. </w:t>
       </w:r>
     </w:p>
     <w:p>
       <w:pPr>
-        <w:shd w:fill="ffffff" w:val="clear"/>
-        <w:spacing w:after="180" w:before="180" w:lineRule="auto"/>
-        <w:rPr>
-          <w:color w:val="273540"/>
-          <w:sz w:val="24"/>
-          <w:szCs w:val="24"/>
-        </w:rPr>
-      </w:pPr>
-      <w:r>
-        <w:rPr>
-          <w:rtl w:val="0"/>
-        </w:rPr>
-      </w:r>
-    </w:p>
-    <w:p>
-      <w:pPr>
-        <w:shd w:fill="ffffff" w:val="clear"/>
-        <w:spacing w:after="180" w:before="180" w:lineRule="auto"/>
-        <w:rPr>
-          <w:color w:val="273540"/>
-          <w:sz w:val="24"/>
-          <w:szCs w:val="24"/>
-        </w:rPr>
-      </w:pPr>
-      <w:r>
-        <w:rPr>
-          <w:color w:val="273540"/>
-          <w:sz w:val="24"/>
-          <w:szCs w:val="24"/>
-          <w:rtl w:val="0"/>
-        </w:rPr>
-        <w:t xml:space="preserve">Reading Committee</w:t>
-      </w:r>
-    </w:p>
-    <w:p>
-      <w:pPr>
-        <w:shd w:fill="ffffff" w:val="clear"/>
-        <w:spacing w:after="180" w:before="180" w:lineRule="auto"/>
-        <w:rPr>
-          <w:color w:val="273540"/>
-          <w:sz w:val="24"/>
-          <w:szCs w:val="24"/>
-        </w:rPr>
-      </w:pPr>
-      <w:r>
-        <w:rPr>
-          <w:color w:val="273540"/>
-          <w:sz w:val="24"/>
-          <w:szCs w:val="24"/>
-          <w:rtl w:val="0"/>
-        </w:rPr>
-        <w:t xml:space="preserve">The Hedge Apple</w:t>
-      </w:r>
-    </w:p>
-    <w:p>
-      <w:pPr>
-        <w:shd w:fill="ffffff" w:val="clear"/>
-        <w:spacing w:after="180" w:before="180" w:lineRule="auto"/>
-        <w:rPr>
-          <w:color w:val="273540"/>
-          <w:sz w:val="24"/>
-          <w:szCs w:val="24"/>
-        </w:rPr>
-      </w:pPr>
-      <w:r>
-        <w:rPr>
-          <w:color w:val="273540"/>
-          <w:sz w:val="24"/>
-          <w:szCs w:val="24"/>
-          <w:rtl w:val="0"/>
-        </w:rPr>
-        <w:t xml:space="preserve">Aug. 2023, 2023 – Jan. 14, 2024</w:t>
-      </w:r>
-    </w:p>
-    <w:p>
-      <w:pPr>
-        <w:shd w:fill="ffffff" w:val="clear"/>
-        <w:spacing w:after="180" w:before="180" w:lineRule="auto"/>
-        <w:rPr>
-          <w:color w:val="273540"/>
-          <w:sz w:val="24"/>
-          <w:szCs w:val="24"/>
-        </w:rPr>
-      </w:pPr>
-      <w:r>
-        <w:rPr>
-          <w:color w:val="273540"/>
-          <w:sz w:val="24"/>
-          <w:szCs w:val="24"/>
-          <w:rtl w:val="0"/>
-        </w:rPr>
-        <w:t xml:space="preserve">My responsibilities included evaluating the quality of writing submissions (grammar, syntax, etc.) I reviewed submissions to contests and literary magazines before publication. I was part of a team to determine what pieces would be published in “Once Upon a Dream,” the literary magazine’s Spring 2024 issue.</w:t>
-      </w:r>
-    </w:p>
-    <w:p>
-      <w:pPr>
-        <w:shd w:fill="ffffff" w:val="clear"/>
-        <w:spacing w:after="180" w:before="180" w:lineRule="auto"/>
-        <w:rPr>
-          <w:color w:val="273540"/>
-          <w:sz w:val="24"/>
-          <w:szCs w:val="24"/>
-        </w:rPr>
-      </w:pPr>
-      <w:r>
-        <w:rPr>
-          <w:rtl w:val="0"/>
-        </w:rPr>
-      </w:r>
-    </w:p>
-    <w:p>
-      <w:pPr>
-        <w:shd w:fill="ffffff" w:val="clear"/>
-        <w:spacing w:after="180" w:before="180" w:lineRule="auto"/>
-        <w:rPr>
-          <w:color w:val="273540"/>
-          <w:sz w:val="24"/>
-          <w:szCs w:val="24"/>
-        </w:rPr>
-      </w:pPr>
-      <w:r>
-        <w:rPr>
-          <w:b w:val="1"/>
-          <w:bCs w:val="1"/>
-          <w:color w:val="273540"/>
-          <w:sz w:val="24"/>
-          <w:szCs w:val="24"/>
-          <w:rtl w:val="0"/>
-        </w:rPr>
-        <w:t xml:space="preserve">Education:</w:t>
-      </w:r>
-      <w:r>
-        <w:rPr>
-          <w:rtl w:val="0"/>
-        </w:rPr>
+        <w:shd w:val="clear" w:color="auto" w:fill="FFFFFF"/>
+        <w:spacing w:before="180" w:after="180"/>
+        <w:rPr>
+          <w:color w:val="273540"/>
+          <w:sz w:val="24"/>
+          <w:szCs w:val="24"/>
+        </w:rPr>
+      </w:pPr>
+    </w:p>
+    <w:p>
+      <w:pPr>
+        <w:shd w:val="clear" w:color="auto" w:fill="FFFFFF"/>
+        <w:spacing w:before="180" w:after="180"/>
+        <w:rPr>
+          <w:color w:val="273540"/>
+          <w:sz w:val="24"/>
+          <w:szCs w:val="24"/>
+        </w:rPr>
+      </w:pPr>
+      <w:r>
+        <w:rPr>
+          <w:color w:val="273540"/>
+          <w:sz w:val="24"/>
+          <w:szCs w:val="24"/>
+        </w:rPr>
+        <w:t>Reading Committee</w:t>
+      </w:r>
+    </w:p>
+    <w:p>
+      <w:pPr>
+        <w:shd w:val="clear" w:color="auto" w:fill="FFFFFF"/>
+        <w:spacing w:before="180" w:after="180"/>
+        <w:rPr>
+          <w:color w:val="273540"/>
+          <w:sz w:val="24"/>
+          <w:szCs w:val="24"/>
+        </w:rPr>
+      </w:pPr>
+      <w:r>
+        <w:rPr>
+          <w:color w:val="273540"/>
+          <w:sz w:val="24"/>
+          <w:szCs w:val="24"/>
+        </w:rPr>
+        <w:t>The Hedge Apple</w:t>
+      </w:r>
+    </w:p>
+    <w:p>
+      <w:pPr>
+        <w:shd w:val="clear" w:color="auto" w:fill="FFFFFF"/>
+        <w:spacing w:before="180" w:after="180"/>
+        <w:rPr>
+          <w:color w:val="273540"/>
+          <w:sz w:val="24"/>
+          <w:szCs w:val="24"/>
+        </w:rPr>
+      </w:pPr>
+      <w:r>
+        <w:rPr>
+          <w:color w:val="273540"/>
+          <w:sz w:val="24"/>
+          <w:szCs w:val="24"/>
+        </w:rPr>
+        <w:t>Aug. 2023, 2023 – Jan. 14, 2024</w:t>
+      </w:r>
+    </w:p>
+    <w:p>
+      <w:pPr>
+        <w:shd w:val="clear" w:color="auto" w:fill="FFFFFF"/>
+        <w:spacing w:before="180" w:after="180"/>
+        <w:rPr>
+          <w:color w:val="273540"/>
+          <w:sz w:val="24"/>
+          <w:szCs w:val="24"/>
+        </w:rPr>
+      </w:pPr>
+    </w:p>
+    <w:p>
+      <w:pPr>
+        <w:shd w:val="clear" w:color="auto" w:fill="FFFFFF"/>
+        <w:spacing w:before="180" w:after="180"/>
+        <w:rPr>
+          <w:color w:val="273540"/>
+          <w:sz w:val="24"/>
+          <w:szCs w:val="24"/>
+        </w:rPr>
+      </w:pPr>
+      <w:r>
+        <w:rPr>
+          <w:b/>
+          <w:bCs/>
+          <w:color w:val="273540"/>
+          <w:sz w:val="24"/>
+          <w:szCs w:val="24"/>
+        </w:rPr>
+        <w:t>Education:</w:t>
       </w:r>
     </w:p>
     <w:p>
@@ -563,18 +494,16 @@
           <w:ilvl w:val="0"/>
           <w:numId w:val="3"/>
         </w:numPr>
-        <w:shd w:fill="ffffff" w:val="clear"/>
-        <w:spacing w:after="0" w:afterAutospacing="0" w:lineRule="auto"/>
-        <w:ind w:left="1100" w:hanging="360"/>
-      </w:pPr>
-      <w:r>
-        <w:rPr>
-          <w:color w:val="273540"/>
-          <w:sz w:val="24"/>
-          <w:szCs w:val="24"/>
-          <w:rtl w:val="0"/>
-        </w:rPr>
-        <w:t xml:space="preserve">Bachelor of Arts, Journalism, University of Maryland, 2027</w:t>
+        <w:shd w:val="clear" w:color="auto" w:fill="FFFFFF"/>
+        <w:ind w:left="1100"/>
+      </w:pPr>
+      <w:r>
+        <w:rPr>
+          <w:color w:val="273540"/>
+          <w:sz w:val="24"/>
+          <w:szCs w:val="24"/>
+        </w:rPr>
+        <w:t>Bachelor of Arts, Journalism, University of Maryland, 2027</w:t>
       </w:r>
     </w:p>
     <w:p>
@@ -583,24 +512,21 @@
           <w:ilvl w:val="0"/>
           <w:numId w:val="3"/>
         </w:numPr>
-        <w:shd w:fill="ffffff" w:val="clear"/>
-        <w:spacing w:after="0" w:afterAutospacing="0" w:lineRule="auto"/>
-        <w:ind w:left="1100" w:hanging="360"/>
-        <w:rPr>
-          <w:color w:val="273540"/>
-          <w:sz w:val="24"/>
-          <w:szCs w:val="24"/>
-          <w:u w:val="none"/>
-        </w:rPr>
-      </w:pPr>
-      <w:r>
-        <w:rPr>
-          <w:color w:val="273540"/>
-          <w:sz w:val="24"/>
-          <w:szCs w:val="24"/>
-          <w:rtl w:val="0"/>
-        </w:rPr>
-        <w:t xml:space="preserve">Associate of Arts, General Studies, Hagerstown Community College, 2025</w:t>
+        <w:shd w:val="clear" w:color="auto" w:fill="FFFFFF"/>
+        <w:ind w:left="1100"/>
+        <w:rPr>
+          <w:color w:val="273540"/>
+          <w:sz w:val="24"/>
+          <w:szCs w:val="24"/>
+        </w:rPr>
+      </w:pPr>
+      <w:r>
+        <w:rPr>
+          <w:color w:val="273540"/>
+          <w:sz w:val="24"/>
+          <w:szCs w:val="24"/>
+        </w:rPr>
+        <w:t>Associate of Arts, General Studies, Hagerstown Community College, 2025</w:t>
       </w:r>
     </w:p>
     <w:p>
@@ -609,64 +535,56 @@
           <w:ilvl w:val="0"/>
           <w:numId w:val="3"/>
         </w:numPr>
-        <w:shd w:fill="ffffff" w:val="clear"/>
-        <w:spacing w:after="100" w:lineRule="auto"/>
-        <w:ind w:left="1100" w:hanging="360"/>
-        <w:rPr>
-          <w:color w:val="273540"/>
-          <w:sz w:val="24"/>
-          <w:szCs w:val="24"/>
-          <w:u w:val="none"/>
-        </w:rPr>
-      </w:pPr>
-      <w:r>
-        <w:rPr>
-          <w:color w:val="273540"/>
-          <w:sz w:val="24"/>
-          <w:szCs w:val="24"/>
-          <w:rtl w:val="0"/>
-        </w:rPr>
-        <w:t xml:space="preserve">High School Diploma, Creative Writing, Barbara Ingram School for the Arts, 2023</w:t>
-      </w:r>
-    </w:p>
-    <w:p>
-      <w:pPr>
-        <w:shd w:fill="ffffff" w:val="clear"/>
-        <w:spacing w:after="180" w:before="180" w:lineRule="auto"/>
-        <w:rPr>
-          <w:color w:val="273540"/>
-          <w:sz w:val="24"/>
-          <w:szCs w:val="24"/>
-        </w:rPr>
-      </w:pPr>
-      <w:r>
-        <w:rPr>
-          <w:rtl w:val="0"/>
-        </w:rPr>
-      </w:r>
-    </w:p>
-    <w:p>
-      <w:pPr>
-        <w:shd w:fill="ffffff" w:val="clear"/>
-        <w:spacing w:after="180" w:before="180" w:lineRule="auto"/>
-        <w:rPr>
-          <w:b w:val="1"/>
-          <w:bCs w:val="1"/>
-          <w:color w:val="273540"/>
-          <w:sz w:val="24"/>
-          <w:szCs w:val="24"/>
-        </w:rPr>
-      </w:pPr>
-      <w:r>
-        <w:rPr>
-          <w:b w:val="1"/>
-          <w:bCs w:val="1"/>
-          <w:color w:val="273540"/>
-          <w:sz w:val="24"/>
-          <w:szCs w:val="24"/>
-          <w:rtl w:val="0"/>
-        </w:rPr>
-        <w:t xml:space="preserve">Skills:</w:t>
+        <w:shd w:val="clear" w:color="auto" w:fill="FFFFFF"/>
+        <w:spacing w:after="100"/>
+        <w:ind w:left="1100"/>
+        <w:rPr>
+          <w:color w:val="273540"/>
+          <w:sz w:val="24"/>
+          <w:szCs w:val="24"/>
+        </w:rPr>
+      </w:pPr>
+      <w:r>
+        <w:rPr>
+          <w:color w:val="273540"/>
+          <w:sz w:val="24"/>
+          <w:szCs w:val="24"/>
+        </w:rPr>
+        <w:t>High School Diploma, Creative Writing, Barbara Ingram School for the Arts, 2023</w:t>
+      </w:r>
+    </w:p>
+    <w:p>
+      <w:pPr>
+        <w:shd w:val="clear" w:color="auto" w:fill="FFFFFF"/>
+        <w:spacing w:before="180" w:after="180"/>
+        <w:rPr>
+          <w:color w:val="273540"/>
+          <w:sz w:val="24"/>
+          <w:szCs w:val="24"/>
+        </w:rPr>
+      </w:pPr>
+    </w:p>
+    <w:p>
+      <w:pPr>
+        <w:shd w:val="clear" w:color="auto" w:fill="FFFFFF"/>
+        <w:spacing w:before="180" w:after="180"/>
+        <w:rPr>
+          <w:b/>
+          <w:bCs/>
+          <w:color w:val="273540"/>
+          <w:sz w:val="24"/>
+          <w:szCs w:val="24"/>
+        </w:rPr>
+      </w:pPr>
+      <w:r>
+        <w:rPr>
+          <w:b/>
+          <w:bCs/>
+          <w:color w:val="273540"/>
+          <w:sz w:val="24"/>
+          <w:szCs w:val="24"/>
+        </w:rPr>
+        <w:t>Skills:</w:t>
       </w:r>
     </w:p>
     <w:p>
@@ -675,18 +593,16 @@
           <w:ilvl w:val="0"/>
           <w:numId w:val="2"/>
         </w:numPr>
-        <w:shd w:fill="ffffff" w:val="clear"/>
-        <w:spacing w:after="0" w:afterAutospacing="0" w:lineRule="auto"/>
-        <w:ind w:left="1100" w:hanging="360"/>
-      </w:pPr>
-      <w:r>
-        <w:rPr>
-          <w:color w:val="273540"/>
-          <w:sz w:val="24"/>
-          <w:szCs w:val="24"/>
-          <w:rtl w:val="0"/>
-        </w:rPr>
-        <w:t xml:space="preserve">Creative writing. Former Editor-in-chief of a college literary magazine. High school alumni from Barbara Ingram School for the Arts where I majored in Creative Writing for 4 years. Expertise in poetry, playwriting and fiction writing.</w:t>
+        <w:shd w:val="clear" w:color="auto" w:fill="FFFFFF"/>
+        <w:ind w:left="1100"/>
+      </w:pPr>
+      <w:r>
+        <w:rPr>
+          <w:color w:val="273540"/>
+          <w:sz w:val="24"/>
+          <w:szCs w:val="24"/>
+        </w:rPr>
+        <w:t>Creative writing. Former Editor-in-chief of a college literary magazine. High school alumni from Barbara Ingram School for the Arts where I majored in Creative Writing for 4 years. Expertise in poetry, playwriting and fiction writing.</w:t>
       </w:r>
     </w:p>
     <w:p>
@@ -695,27 +611,16 @@
           <w:ilvl w:val="0"/>
           <w:numId w:val="2"/>
         </w:numPr>
-        <w:shd w:fill="ffffff" w:val="clear"/>
-        <w:spacing w:after="0" w:afterAutospacing="0" w:lineRule="auto"/>
-        <w:ind w:left="1100" w:hanging="360"/>
-      </w:pPr>
-      <w:r>
-        <w:rPr>
-          <w:color w:val="273540"/>
-          <w:sz w:val="24"/>
-          <w:szCs w:val="24"/>
-          <w:rtl w:val="0"/>
-        </w:rPr>
-        <w:t xml:space="preserve">Journalism</w:t>
-      </w:r>
-      <w:r>
-        <w:rPr>
-          <w:color w:val="273540"/>
-          <w:sz w:val="24"/>
-          <w:szCs w:val="24"/>
-          <w:rtl w:val="0"/>
-        </w:rPr>
-        <w:t xml:space="preserve">. Staff reporter at a student news organization. Proficient understanding of AP Style, news writing and editing. Committed to writing truthful and factual media coverage to highlight breaking news, politics, international events and corruption.</w:t>
+        <w:shd w:val="clear" w:color="auto" w:fill="FFFFFF"/>
+        <w:ind w:left="1100"/>
+      </w:pPr>
+      <w:r>
+        <w:rPr>
+          <w:color w:val="273540"/>
+          <w:sz w:val="24"/>
+          <w:szCs w:val="24"/>
+        </w:rPr>
+        <w:t>Journalism. Staff reporter at a student news organization. Proficient understanding of AP Style, news writing and editing. Committed to writing truthful and factual media coverage to highlight breaking news, politics, international events and corruption.</w:t>
       </w:r>
     </w:p>
     <w:p>
@@ -724,18 +629,16 @@
           <w:ilvl w:val="0"/>
           <w:numId w:val="2"/>
         </w:numPr>
-        <w:shd w:fill="ffffff" w:val="clear"/>
-        <w:spacing w:after="0" w:afterAutospacing="0" w:lineRule="auto"/>
-        <w:ind w:left="1100" w:hanging="360"/>
-      </w:pPr>
-      <w:r>
-        <w:rPr>
-          <w:color w:val="273540"/>
-          <w:sz w:val="24"/>
-          <w:szCs w:val="24"/>
-          <w:rtl w:val="0"/>
-        </w:rPr>
-        <w:t xml:space="preserve">Photography. Proficient experience with digital and professional cameras for everyday photographs and images that tell a journalistic story.</w:t>
+        <w:shd w:val="clear" w:color="auto" w:fill="FFFFFF"/>
+        <w:ind w:left="1100"/>
+      </w:pPr>
+      <w:r>
+        <w:rPr>
+          <w:color w:val="273540"/>
+          <w:sz w:val="24"/>
+          <w:szCs w:val="24"/>
+        </w:rPr>
+        <w:t>Photography. Proficient experience with digital and professional cameras for everyday photographs and images that tell a journalistic story.</w:t>
       </w:r>
     </w:p>
     <w:p>
@@ -744,43 +647,40 @@
           <w:ilvl w:val="0"/>
           <w:numId w:val="2"/>
         </w:numPr>
-        <w:shd w:fill="ffffff" w:val="clear"/>
-        <w:spacing w:after="100" w:lineRule="auto"/>
-        <w:ind w:left="1100" w:hanging="360"/>
-        <w:rPr>
-          <w:color w:val="273540"/>
-          <w:sz w:val="24"/>
-          <w:szCs w:val="24"/>
-          <w:u w:val="none"/>
-        </w:rPr>
-      </w:pPr>
-      <w:r>
-        <w:rPr>
-          <w:color w:val="273540"/>
-          <w:sz w:val="24"/>
-          <w:szCs w:val="24"/>
-          <w:rtl w:val="0"/>
-        </w:rPr>
-        <w:t xml:space="preserve">Photo editing with Adobe Photoshop. Proficient use of Adobe Photoshop to adjust image lighting, colors and shadows.</w:t>
-      </w:r>
-      <w:r>
-        <w:rPr>
-          <w:rtl w:val="0"/>
-        </w:rPr>
+        <w:shd w:val="clear" w:color="auto" w:fill="FFFFFF"/>
+        <w:spacing w:after="100"/>
+        <w:ind w:left="1100"/>
+        <w:rPr>
+          <w:color w:val="273540"/>
+          <w:sz w:val="24"/>
+          <w:szCs w:val="24"/>
+        </w:rPr>
+      </w:pPr>
+      <w:r>
+        <w:rPr>
+          <w:color w:val="273540"/>
+          <w:sz w:val="24"/>
+          <w:szCs w:val="24"/>
+        </w:rPr>
+        <w:t>Photo editing with Adobe Photoshop. Proficient use of Adobe Photoshop to adjust image lighting, colors and shadows.</w:t>
       </w:r>
     </w:p>
     <w:sectPr>
-      <w:pgSz w:h="15840" w:w="12240" w:orient="portrait"/>
-      <w:pgMar w:bottom="1440" w:top="1440" w:left="1440" w:right="1440" w:header="720" w:footer="720"/>
+      <w:pgSz w:w="12240" w:h="15840"/>
+      <w:pgMar w:top="1440" w:right="1440" w:bottom="1440" w:left="1440" w:header="720" w:footer="720" w:gutter="0"/>
       <w:pgNumType w:start="1"/>
+      <w:cols w:space="720"/>
     </w:sectPr>
   </w:body>
 </w:document>
 </file>
 
 <file path=word/numbering.xml><?xml version="1.0" encoding="utf-8"?>
-<w:numbering xmlns:mc="http://schemas.openxmlformats.org/markup-compatibility/2006" xmlns:o="urn:schemas-microsoft-com:office:office" xmlns:r="http://schemas.openxmlformats.org/officeDocument/2006/relationships" xmlns:m="http://schemas.openxmlformats.org/officeDocument/2006/math" xmlns:v="urn:schemas-microsoft-com:vml" xmlns:wp="http://schemas.openxmlformats.org/drawingml/2006/wordprocessingDrawing" xmlns:w10="urn:schemas-microsoft-com:office:word" xmlns:w="http://schemas.openxmlformats.org/wordprocessingml/2006/main" xmlns:wne="http://schemas.microsoft.com/office/word/2006/wordml" xmlns:sl="http://schemas.openxmlformats.org/schemaLibrary/2006/main" xmlns:a="http://schemas.openxmlformats.org/drawingml/2006/main" xmlns:pic="http://schemas.openxmlformats.org/drawingml/2006/picture" xmlns:c="http://schemas.openxmlformats.org/drawingml/2006/chart" xmlns:lc="http://schemas.openxmlformats.org/drawingml/2006/lockedCanvas" xmlns:dgm="http://schemas.openxmlformats.org/drawingml/2006/diagram" xmlns:wps="http://schemas.microsoft.com/office/word/2010/wordprocessingShape" xmlns:wpg="http://schemas.microsoft.com/office/word/2010/wordprocessingGroup" xmlns:w14="http://schemas.microsoft.com/office/word/2010/wordml" xmlns:w15="http://schemas.microsoft.com/office/word/2012/wordml" xmlns:w16="http://schemas.microsoft.com/office/word/2018/wordml" xmlns:w16cex="http://schemas.microsoft.com/office/word/2018/wordml/cex" xmlns:w16cid="http://schemas.microsoft.com/office/word/2016/wordml/cid" xmlns="http://schemas.microsoft.com/office/tasks/2019/documenttasks" xmlns:cr="http://schemas.microsoft.com/office/comments/2020/reactions">
-  <w:abstractNum w:abstractNumId="1">
+<w:numbering xmlns:wpc="http://schemas.microsoft.com/office/word/2010/wordprocessingCanvas" xmlns:cx="http://schemas.microsoft.com/office/drawing/2014/chartex" xmlns:cx1="http://schemas.microsoft.com/office/drawing/2015/9/8/chartex" xmlns:cx2="http://schemas.microsoft.com/office/drawing/2015/10/21/chartex" xmlns:cx3="http://schemas.microsoft.com/office/drawing/2016/5/9/chartex" xmlns:cx4="http://schemas.microsoft.com/office/drawing/2016/5/10/chartex" xmlns:cx5="http://schemas.microsoft.com/office/drawing/2016/5/11/chartex" xmlns:cx6="http://schemas.microsoft.com/office/drawing/2016/5/12/chartex" xmlns:cx7="http://schemas.microsoft.com/office/drawing/2016/5/13/chartex" xmlns:cx8="http://schemas.microsoft.com/office/drawing/2016/5/14/chartex" xmlns:mc="http://schemas.openxmlformats.org/markup-compatibility/2006" xmlns:aink="http://schemas.microsoft.com/office/drawing/2016/ink" xmlns:am3d="http://schemas.microsoft.com/office/drawing/2017/model3d" xmlns:o="urn:schemas-microsoft-com:office:office" xmlns:oel="http://schemas.microsoft.com/office/2019/extlst" xmlns:r="http://schemas.openxmlformats.org/officeDocument/2006/relationships" xmlns:m="http://schemas.openxmlformats.org/officeDocument/2006/math" xmlns:v="urn:schemas-microsoft-com:vml" xmlns:wp14="http://schemas.microsoft.com/office/word/2010/wordprocessingDrawing" xmlns:wp="http://schemas.openxmlformats.org/drawingml/2006/wordprocessingDrawing" xmlns:w10="urn:schemas-microsoft-com:office:word" xmlns:w="http://schemas.openxmlformats.org/wordprocessingml/2006/main" xmlns:w14="http://schemas.microsoft.com/office/word/2010/wordml" xmlns:w15="http://schemas.microsoft.com/office/word/2012/wordml" xmlns:w16cex="http://schemas.microsoft.com/office/word/2018/wordml/cex" xmlns:w16cid="http://schemas.microsoft.com/office/word/2016/wordml/cid" xmlns:w16="http://schemas.microsoft.com/office/word/2018/wordml" xmlns:w16du="http://schemas.microsoft.com/office/word/2023/wordml/word16du" xmlns:w16sdtdh="http://schemas.microsoft.com/office/word/2020/wordml/sdtdatahash" xmlns:w16sdtfl="http://schemas.microsoft.com/office/word/2024/wordml/sdtformatlock" xmlns:w16se="http://schemas.microsoft.com/office/word/2015/wordml/symex" xmlns:wpg="http://schemas.microsoft.com/office/word/2010/wordprocessingGroup" xmlns:wpi="http://schemas.microsoft.com/office/word/2010/wordprocessingInk" xmlns:wne="http://schemas.microsoft.com/office/word/2006/wordml" xmlns:wps="http://schemas.microsoft.com/office/word/2010/wordprocessingShape" mc:Ignorable="w14 w15 w16se w16cid w16 w16cex w16sdtdh w16sdtfl w16du wp14">
+  <w:abstractNum w:abstractNumId="0" w15:restartNumberingAfterBreak="0">
+    <w:nsid w:val="1F327304"/>
+    <w:multiLevelType w:val="multilevel"/>
+    <w:tmpl w:val="7A185304"/>
     <w:lvl w:ilvl="0">
       <w:start w:val="1"/>
       <w:numFmt w:val="bullet"/>
@@ -790,7 +690,7 @@
         <w:ind w:left="720" w:hanging="360"/>
       </w:pPr>
       <w:rPr>
-        <w:rFonts w:ascii="Arial" w:cs="Arial" w:eastAsia="Arial" w:hAnsi="Arial"/>
+        <w:rFonts w:ascii="Arial" w:eastAsia="Arial" w:hAnsi="Arial" w:cs="Arial"/>
         <w:b w:val="0"/>
         <w:bCs w:val="0"/>
         <w:i w:val="0"/>
@@ -899,7 +799,10 @@
       </w:rPr>
     </w:lvl>
   </w:abstractNum>
-  <w:abstractNum w:abstractNumId="2">
+  <w:abstractNum w:abstractNumId="1" w15:restartNumberingAfterBreak="0">
+    <w:nsid w:val="339178F6"/>
+    <w:multiLevelType w:val="multilevel"/>
+    <w:tmpl w:val="84923B18"/>
     <w:lvl w:ilvl="0">
       <w:start w:val="1"/>
       <w:numFmt w:val="bullet"/>
@@ -909,7 +812,7 @@
         <w:ind w:left="720" w:hanging="360"/>
       </w:pPr>
       <w:rPr>
-        <w:rFonts w:ascii="Arial" w:cs="Arial" w:eastAsia="Arial" w:hAnsi="Arial"/>
+        <w:rFonts w:ascii="Arial" w:eastAsia="Arial" w:hAnsi="Arial" w:cs="Arial"/>
         <w:b w:val="0"/>
         <w:bCs w:val="0"/>
         <w:i w:val="0"/>
@@ -1018,7 +921,10 @@
       </w:rPr>
     </w:lvl>
   </w:abstractNum>
-  <w:abstractNum w:abstractNumId="3">
+  <w:abstractNum w:abstractNumId="2" w15:restartNumberingAfterBreak="0">
+    <w:nsid w:val="6AD371FB"/>
+    <w:multiLevelType w:val="multilevel"/>
+    <w:tmpl w:val="94A4DA86"/>
     <w:lvl w:ilvl="0">
       <w:start w:val="1"/>
       <w:numFmt w:val="bullet"/>
@@ -1028,7 +934,7 @@
         <w:ind w:left="720" w:hanging="360"/>
       </w:pPr>
       <w:rPr>
-        <w:rFonts w:ascii="Arial" w:cs="Arial" w:eastAsia="Arial" w:hAnsi="Arial"/>
+        <w:rFonts w:ascii="Arial" w:eastAsia="Arial" w:hAnsi="Arial" w:cs="Arial"/>
         <w:b w:val="0"/>
         <w:bCs w:val="0"/>
         <w:i w:val="0"/>
@@ -1137,27 +1043,27 @@
       </w:rPr>
     </w:lvl>
   </w:abstractNum>
-  <w:num w:numId="1">
-    <w:abstractNumId w:val="1"/>
-  </w:num>
-  <w:num w:numId="2">
+  <w:num w:numId="1" w16cid:durableId="1583837656">
     <w:abstractNumId w:val="2"/>
   </w:num>
-  <w:num w:numId="3">
-    <w:abstractNumId w:val="3"/>
+  <w:num w:numId="2" w16cid:durableId="1182278096">
+    <w:abstractNumId w:val="0"/>
+  </w:num>
+  <w:num w:numId="3" w16cid:durableId="455686642">
+    <w:abstractNumId w:val="1"/>
   </w:num>
 </w:numbering>
 </file>
 
 <file path=word/styles.xml><?xml version="1.0" encoding="utf-8"?>
-<w:styles xmlns:mc="http://schemas.openxmlformats.org/markup-compatibility/2006" xmlns:o="urn:schemas-microsoft-com:office:office" xmlns:r="http://schemas.openxmlformats.org/officeDocument/2006/relationships" xmlns:m="http://schemas.openxmlformats.org/officeDocument/2006/math" xmlns:v="urn:schemas-microsoft-com:vml" xmlns:wp="http://schemas.openxmlformats.org/drawingml/2006/wordprocessingDrawing" xmlns:w10="urn:schemas-microsoft-com:office:word" xmlns:w="http://schemas.openxmlformats.org/wordprocessingml/2006/main" xmlns:wne="http://schemas.microsoft.com/office/word/2006/wordml" xmlns:sl="http://schemas.openxmlformats.org/schemaLibrary/2006/main" xmlns:a="http://schemas.openxmlformats.org/drawingml/2006/main" xmlns:pic="http://schemas.openxmlformats.org/drawingml/2006/picture" xmlns:c="http://schemas.openxmlformats.org/drawingml/2006/chart" xmlns:lc="http://schemas.openxmlformats.org/drawingml/2006/lockedCanvas" xmlns:dgm="http://schemas.openxmlformats.org/drawingml/2006/diagram" xmlns:wps="http://schemas.microsoft.com/office/word/2010/wordprocessingShape" xmlns:wpg="http://schemas.microsoft.com/office/word/2010/wordprocessingGroup" xmlns:w14="http://schemas.microsoft.com/office/word/2010/wordml" xmlns:w15="http://schemas.microsoft.com/office/word/2012/wordml" xmlns:w16="http://schemas.microsoft.com/office/word/2018/wordml" xmlns:w16cex="http://schemas.microsoft.com/office/word/2018/wordml/cex" xmlns:w16cid="http://schemas.microsoft.com/office/word/2016/wordml/cid" xmlns="http://schemas.microsoft.com/office/tasks/2019/documenttasks" xmlns:cr="http://schemas.microsoft.com/office/comments/2020/reactions">
+<w:styles xmlns:mc="http://schemas.openxmlformats.org/markup-compatibility/2006" xmlns:r="http://schemas.openxmlformats.org/officeDocument/2006/relationships" xmlns:w="http://schemas.openxmlformats.org/wordprocessingml/2006/main" xmlns:w14="http://schemas.microsoft.com/office/word/2010/wordml" xmlns:w15="http://schemas.microsoft.com/office/word/2012/wordml" xmlns:w16cex="http://schemas.microsoft.com/office/word/2018/wordml/cex" xmlns:w16cid="http://schemas.microsoft.com/office/word/2016/wordml/cid" xmlns:w16="http://schemas.microsoft.com/office/word/2018/wordml" xmlns:w16du="http://schemas.microsoft.com/office/word/2023/wordml/word16du" xmlns:w16sdtdh="http://schemas.microsoft.com/office/word/2020/wordml/sdtdatahash" xmlns:w16sdtfl="http://schemas.microsoft.com/office/word/2024/wordml/sdtformatlock" xmlns:w16se="http://schemas.microsoft.com/office/word/2015/wordml/symex" mc:Ignorable="w14 w15 w16se w16cid w16 w16cex w16sdtdh w16sdtfl w16du">
   <w:docDefaults>
     <w:rPrDefault>
       <w:rPr>
-        <w:rFonts w:ascii="Arial" w:cs="Arial" w:eastAsia="Arial" w:hAnsi="Arial"/>
+        <w:rFonts w:ascii="Arial" w:eastAsia="Arial" w:hAnsi="Arial" w:cs="Arial"/>
         <w:sz w:val="22"/>
         <w:szCs w:val="22"/>
-        <w:lang w:val="en"/>
+        <w:lang w:val="en" w:eastAsia="en-US" w:bidi="ar-SA"/>
       </w:rPr>
     </w:rPrDefault>
     <w:pPrDefault>
@@ -1166,29 +1072,399 @@
       </w:pPr>
     </w:pPrDefault>
   </w:docDefaults>
-  <w:style w:type="table" w:styleId="TableNormal" w:default="1">
-    <w:name w:val="TableNormal"/>
-    <w:tblPr>
-      <w:tblCellMar>
-        <w:top w:w="100.0" w:type="dxa"/>
-        <w:left w:w="100.0" w:type="dxa"/>
-        <w:bottom w:w="100.0" w:type="dxa"/>
-        <w:right w:w="100.0" w:type="dxa"/>
-      </w:tblCellMar>
-    </w:tblPr>
-  </w:style>
-  <w:style w:type="paragraph" w:styleId="Normal" w:default="1">
-    <w:name w:val="normal"/>
+  <w:latentStyles w:defLockedState="0" w:defUIPriority="99" w:defSemiHidden="0" w:defUnhideWhenUsed="0" w:defQFormat="0" w:count="376">
+    <w:lsdException w:name="Normal" w:uiPriority="0" w:qFormat="1"/>
+    <w:lsdException w:name="heading 1" w:uiPriority="9" w:qFormat="1"/>
+    <w:lsdException w:name="heading 2" w:semiHidden="1" w:uiPriority="9" w:unhideWhenUsed="1" w:qFormat="1"/>
+    <w:lsdException w:name="heading 3" w:semiHidden="1" w:uiPriority="9" w:unhideWhenUsed="1" w:qFormat="1"/>
+    <w:lsdException w:name="heading 4" w:semiHidden="1" w:uiPriority="9" w:unhideWhenUsed="1" w:qFormat="1"/>
+    <w:lsdException w:name="heading 5" w:semiHidden="1" w:uiPriority="9" w:unhideWhenUsed="1" w:qFormat="1"/>
+    <w:lsdException w:name="heading 6" w:semiHidden="1" w:uiPriority="9" w:unhideWhenUsed="1" w:qFormat="1"/>
+    <w:lsdException w:name="heading 7" w:semiHidden="1" w:uiPriority="9" w:unhideWhenUsed="1" w:qFormat="1"/>
+    <w:lsdException w:name="heading 8" w:semiHidden="1" w:uiPriority="9" w:unhideWhenUsed="1" w:qFormat="1"/>
+    <w:lsdException w:name="heading 9" w:semiHidden="1" w:uiPriority="9" w:unhideWhenUsed="1" w:qFormat="1"/>
+    <w:lsdException w:name="index 1" w:semiHidden="1" w:unhideWhenUsed="1"/>
+    <w:lsdException w:name="index 2" w:semiHidden="1" w:unhideWhenUsed="1"/>
+    <w:lsdException w:name="index 3" w:semiHidden="1" w:unhideWhenUsed="1"/>
+    <w:lsdException w:name="index 4" w:semiHidden="1" w:unhideWhenUsed="1"/>
+    <w:lsdException w:name="index 5" w:semiHidden="1" w:unhideWhenUsed="1"/>
+    <w:lsdException w:name="index 6" w:semiHidden="1" w:unhideWhenUsed="1"/>
+    <w:lsdException w:name="index 7" w:semiHidden="1" w:unhideWhenUsed="1"/>
+    <w:lsdException w:name="index 8" w:semiHidden="1" w:unhideWhenUsed="1"/>
+    <w:lsdException w:name="index 9" w:semiHidden="1" w:unhideWhenUsed="1"/>
+    <w:lsdException w:name="toc 1" w:semiHidden="1" w:uiPriority="39" w:unhideWhenUsed="1"/>
+    <w:lsdException w:name="toc 2" w:semiHidden="1" w:uiPriority="39" w:unhideWhenUsed="1"/>
+    <w:lsdException w:name="toc 3" w:semiHidden="1" w:uiPriority="39" w:unhideWhenUsed="1"/>
+    <w:lsdException w:name="toc 4" w:semiHidden="1" w:uiPriority="39" w:unhideWhenUsed="1"/>
+    <w:lsdException w:name="toc 5" w:semiHidden="1" w:uiPriority="39" w:unhideWhenUsed="1"/>
+    <w:lsdException w:name="toc 6" w:semiHidden="1" w:uiPriority="39" w:unhideWhenUsed="1"/>
+    <w:lsdException w:name="toc 7" w:semiHidden="1" w:uiPriority="39" w:unhideWhenUsed="1"/>
+    <w:lsdException w:name="toc 8" w:semiHidden="1" w:uiPriority="39" w:unhideWhenUsed="1"/>
+    <w:lsdException w:name="toc 9" w:semiHidden="1" w:uiPriority="39" w:unhideWhenUsed="1"/>
+    <w:lsdException w:name="Normal Indent" w:semiHidden="1" w:unhideWhenUsed="1"/>
+    <w:lsdException w:name="footnote text" w:semiHidden="1" w:unhideWhenUsed="1"/>
+    <w:lsdException w:name="annotation text" w:semiHidden="1" w:unhideWhenUsed="1"/>
+    <w:lsdException w:name="header" w:semiHidden="1" w:unhideWhenUsed="1"/>
+    <w:lsdException w:name="footer" w:semiHidden="1" w:unhideWhenUsed="1"/>
+    <w:lsdException w:name="index heading" w:semiHidden="1" w:unhideWhenUsed="1"/>
+    <w:lsdException w:name="caption" w:semiHidden="1" w:uiPriority="35" w:unhideWhenUsed="1" w:qFormat="1"/>
+    <w:lsdException w:name="table of figures" w:semiHidden="1" w:unhideWhenUsed="1"/>
+    <w:lsdException w:name="envelope address" w:semiHidden="1" w:unhideWhenUsed="1"/>
+    <w:lsdException w:name="envelope return" w:semiHidden="1" w:unhideWhenUsed="1"/>
+    <w:lsdException w:name="footnote reference" w:semiHidden="1" w:unhideWhenUsed="1"/>
+    <w:lsdException w:name="annotation reference" w:semiHidden="1" w:unhideWhenUsed="1"/>
+    <w:lsdException w:name="line number" w:semiHidden="1" w:unhideWhenUsed="1"/>
+    <w:lsdException w:name="page number" w:semiHidden="1" w:unhideWhenUsed="1"/>
+    <w:lsdException w:name="endnote reference" w:semiHidden="1" w:unhideWhenUsed="1"/>
+    <w:lsdException w:name="endnote text" w:semiHidden="1" w:unhideWhenUsed="1"/>
+    <w:lsdException w:name="table of authorities" w:semiHidden="1" w:unhideWhenUsed="1"/>
+    <w:lsdException w:name="macro" w:semiHidden="1" w:unhideWhenUsed="1"/>
+    <w:lsdException w:name="toa heading" w:semiHidden="1" w:unhideWhenUsed="1"/>
+    <w:lsdException w:name="List" w:semiHidden="1" w:unhideWhenUsed="1"/>
+    <w:lsdException w:name="List Bullet" w:semiHidden="1" w:unhideWhenUsed="1"/>
+    <w:lsdException w:name="List Number" w:semiHidden="1" w:unhideWhenUsed="1"/>
+    <w:lsdException w:name="List 2" w:semiHidden="1" w:unhideWhenUsed="1"/>
+    <w:lsdException w:name="List 3" w:semiHidden="1" w:unhideWhenUsed="1"/>
+    <w:lsdException w:name="List 4" w:semiHidden="1" w:unhideWhenUsed="1"/>
+    <w:lsdException w:name="List 5" w:semiHidden="1" w:unhideWhenUsed="1"/>
+    <w:lsdException w:name="List Bullet 2" w:semiHidden="1" w:unhideWhenUsed="1"/>
+    <w:lsdException w:name="List Bullet 3" w:semiHidden="1" w:unhideWhenUsed="1"/>
+    <w:lsdException w:name="List Bullet 4" w:semiHidden="1" w:unhideWhenUsed="1"/>
+    <w:lsdException w:name="List Bullet 5" w:semiHidden="1" w:unhideWhenUsed="1"/>
+    <w:lsdException w:name="List Number 2" w:semiHidden="1" w:unhideWhenUsed="1"/>
+    <w:lsdException w:name="List Number 3" w:semiHidden="1" w:unhideWhenUsed="1"/>
+    <w:lsdException w:name="List Number 4" w:semiHidden="1" w:unhideWhenUsed="1"/>
+    <w:lsdException w:name="List Number 5" w:semiHidden="1" w:unhideWhenUsed="1"/>
+    <w:lsdException w:name="Title" w:uiPriority="10" w:qFormat="1"/>
+    <w:lsdException w:name="Closing" w:semiHidden="1" w:unhideWhenUsed="1"/>
+    <w:lsdException w:name="Signature" w:semiHidden="1" w:unhideWhenUsed="1"/>
+    <w:lsdException w:name="Default Paragraph Font" w:semiHidden="1" w:uiPriority="1" w:unhideWhenUsed="1"/>
+    <w:lsdException w:name="Body Text" w:semiHidden="1" w:unhideWhenUsed="1"/>
+    <w:lsdException w:name="Body Text Indent" w:semiHidden="1" w:unhideWhenUsed="1"/>
+    <w:lsdException w:name="List Continue" w:semiHidden="1" w:unhideWhenUsed="1"/>
+    <w:lsdException w:name="List Continue 2" w:semiHidden="1" w:unhideWhenUsed="1"/>
+    <w:lsdException w:name="List Continue 3" w:semiHidden="1" w:unhideWhenUsed="1"/>
+    <w:lsdException w:name="List Continue 4" w:semiHidden="1" w:unhideWhenUsed="1"/>
+    <w:lsdException w:name="List Continue 5" w:semiHidden="1" w:unhideWhenUsed="1"/>
+    <w:lsdException w:name="Message Header" w:semiHidden="1" w:unhideWhenUsed="1"/>
+    <w:lsdException w:name="Subtitle" w:uiPriority="11" w:qFormat="1"/>
+    <w:lsdException w:name="Salutation" w:semiHidden="1" w:unhideWhenUsed="1"/>
+    <w:lsdException w:name="Date" w:semiHidden="1" w:unhideWhenUsed="1"/>
+    <w:lsdException w:name="Body Text First Indent" w:semiHidden="1" w:unhideWhenUsed="1"/>
+    <w:lsdException w:name="Body Text First Indent 2" w:semiHidden="1" w:unhideWhenUsed="1"/>
+    <w:lsdException w:name="Note Heading" w:semiHidden="1" w:unhideWhenUsed="1"/>
+    <w:lsdException w:name="Body Text 2" w:semiHidden="1" w:unhideWhenUsed="1"/>
+    <w:lsdException w:name="Body Text 3" w:semiHidden="1" w:unhideWhenUsed="1"/>
+    <w:lsdException w:name="Body Text Indent 2" w:semiHidden="1" w:unhideWhenUsed="1"/>
+    <w:lsdException w:name="Body Text Indent 3" w:semiHidden="1" w:unhideWhenUsed="1"/>
+    <w:lsdException w:name="Block Text" w:semiHidden="1" w:unhideWhenUsed="1"/>
+    <w:lsdException w:name="Hyperlink" w:semiHidden="1" w:unhideWhenUsed="1"/>
+    <w:lsdException w:name="FollowedHyperlink" w:semiHidden="1" w:unhideWhenUsed="1"/>
+    <w:lsdException w:name="Strong" w:uiPriority="22" w:qFormat="1"/>
+    <w:lsdException w:name="Emphasis" w:uiPriority="20" w:qFormat="1"/>
+    <w:lsdException w:name="Document Map" w:semiHidden="1" w:unhideWhenUsed="1"/>
+    <w:lsdException w:name="Plain Text" w:semiHidden="1" w:unhideWhenUsed="1"/>
+    <w:lsdException w:name="E-mail Signature" w:semiHidden="1" w:unhideWhenUsed="1"/>
+    <w:lsdException w:name="HTML Top of Form" w:semiHidden="1" w:unhideWhenUsed="1"/>
+    <w:lsdException w:name="HTML Bottom of Form" w:semiHidden="1" w:unhideWhenUsed="1"/>
+    <w:lsdException w:name="Normal (Web)" w:semiHidden="1" w:unhideWhenUsed="1"/>
+    <w:lsdException w:name="HTML Acronym" w:semiHidden="1" w:unhideWhenUsed="1"/>
+    <w:lsdException w:name="HTML Address" w:semiHidden="1" w:unhideWhenUsed="1"/>
+    <w:lsdException w:name="HTML Cite" w:semiHidden="1" w:unhideWhenUsed="1"/>
+    <w:lsdException w:name="HTML Code" w:semiHidden="1" w:unhideWhenUsed="1"/>
+    <w:lsdException w:name="HTML Definition" w:semiHidden="1" w:unhideWhenUsed="1"/>
+    <w:lsdException w:name="HTML Keyboard" w:semiHidden="1" w:unhideWhenUsed="1"/>
+    <w:lsdException w:name="HTML Preformatted" w:semiHidden="1" w:unhideWhenUsed="1"/>
+    <w:lsdException w:name="HTML Sample" w:semiHidden="1" w:unhideWhenUsed="1"/>
+    <w:lsdException w:name="HTML Typewriter" w:semiHidden="1" w:unhideWhenUsed="1"/>
+    <w:lsdException w:name="HTML Variable" w:semiHidden="1" w:unhideWhenUsed="1"/>
+    <w:lsdException w:name="Normal Table" w:semiHidden="1" w:unhideWhenUsed="1"/>
+    <w:lsdException w:name="annotation subject" w:semiHidden="1" w:unhideWhenUsed="1"/>
+    <w:lsdException w:name="No List" w:semiHidden="1" w:unhideWhenUsed="1"/>
+    <w:lsdException w:name="Outline List 1" w:semiHidden="1" w:unhideWhenUsed="1"/>
+    <w:lsdException w:name="Outline List 2" w:semiHidden="1" w:unhideWhenUsed="1"/>
+    <w:lsdException w:name="Outline List 3" w:semiHidden="1" w:unhideWhenUsed="1"/>
+    <w:lsdException w:name="Table Simple 1" w:semiHidden="1" w:unhideWhenUsed="1"/>
+    <w:lsdException w:name="Table Simple 2" w:semiHidden="1" w:unhideWhenUsed="1"/>
+    <w:lsdException w:name="Table Simple 3" w:semiHidden="1" w:unhideWhenUsed="1"/>
+    <w:lsdException w:name="Table Classic 1" w:semiHidden="1" w:unhideWhenUsed="1"/>
+    <w:lsdException w:name="Table Classic 2" w:semiHidden="1" w:unhideWhenUsed="1"/>
+    <w:lsdException w:name="Table Classic 3" w:semiHidden="1" w:unhideWhenUsed="1"/>
+    <w:lsdException w:name="Table Classic 4" w:semiHidden="1" w:unhideWhenUsed="1"/>
+    <w:lsdException w:name="Table Colorful 1" w:semiHidden="1" w:unhideWhenUsed="1"/>
+    <w:lsdException w:name="Table Colorful 2" w:semiHidden="1" w:unhideWhenUsed="1"/>
+    <w:lsdException w:name="Table Colorful 3" w:semiHidden="1" w:unhideWhenUsed="1"/>
+    <w:lsdException w:name="Table Columns 1" w:semiHidden="1" w:unhideWhenUsed="1"/>
+    <w:lsdException w:name="Table Columns 2" w:semiHidden="1" w:unhideWhenUsed="1"/>
+    <w:lsdException w:name="Table Columns 3" w:semiHidden="1" w:unhideWhenUsed="1"/>
+    <w:lsdException w:name="Table Columns 4" w:semiHidden="1" w:unhideWhenUsed="1"/>
+    <w:lsdException w:name="Table Columns 5" w:semiHidden="1" w:unhideWhenUsed="1"/>
+    <w:lsdException w:name="Table Grid 1" w:semiHidden="1" w:unhideWhenUsed="1"/>
+    <w:lsdException w:name="Table Grid 2" w:semiHidden="1" w:unhideWhenUsed="1"/>
+    <w:lsdException w:name="Table Grid 3" w:semiHidden="1" w:unhideWhenUsed="1"/>
+    <w:lsdException w:name="Table Grid 4" w:semiHidden="1" w:unhideWhenUsed="1"/>
+    <w:lsdException w:name="Table Grid 5" w:semiHidden="1" w:unhideWhenUsed="1"/>
+    <w:lsdException w:name="Table Grid 6" w:semiHidden="1" w:unhideWhenUsed="1"/>
+    <w:lsdException w:name="Table Grid 7" w:semiHidden="1" w:unhideWhenUsed="1"/>
+    <w:lsdException w:name="Table Grid 8" w:semiHidden="1" w:unhideWhenUsed="1"/>
+    <w:lsdException w:name="Table List 1" w:semiHidden="1" w:unhideWhenUsed="1"/>
+    <w:lsdException w:name="Table List 2" w:semiHidden="1" w:unhideWhenUsed="1"/>
+    <w:lsdException w:name="Table List 3" w:semiHidden="1" w:unhideWhenUsed="1"/>
+    <w:lsdException w:name="Table List 4" w:semiHidden="1" w:unhideWhenUsed="1"/>
+    <w:lsdException w:name="Table List 5" w:semiHidden="1" w:unhideWhenUsed="1"/>
+    <w:lsdException w:name="Table List 6" w:semiHidden="1" w:unhideWhenUsed="1"/>
+    <w:lsdException w:name="Table List 7" w:semiHidden="1" w:unhideWhenUsed="1"/>
+    <w:lsdException w:name="Table List 8" w:semiHidden="1" w:unhideWhenUsed="1"/>
+    <w:lsdException w:name="Table 3D effects 1" w:semiHidden="1" w:unhideWhenUsed="1"/>
+    <w:lsdException w:name="Table 3D effects 2" w:semiHidden="1" w:unhideWhenUsed="1"/>
+    <w:lsdException w:name="Table 3D effects 3" w:semiHidden="1" w:unhideWhenUsed="1"/>
+    <w:lsdException w:name="Table Contemporary" w:semiHidden="1" w:unhideWhenUsed="1"/>
+    <w:lsdException w:name="Table Elegant" w:semiHidden="1" w:unhideWhenUsed="1"/>
+    <w:lsdException w:name="Table Professional" w:semiHidden="1" w:unhideWhenUsed="1"/>
+    <w:lsdException w:name="Table Subtle 1" w:semiHidden="1" w:unhideWhenUsed="1"/>
+    <w:lsdException w:name="Table Subtle 2" w:semiHidden="1" w:unhideWhenUsed="1"/>
+    <w:lsdException w:name="Table Web 1" w:semiHidden="1" w:unhideWhenUsed="1"/>
+    <w:lsdException w:name="Table Web 2" w:semiHidden="1" w:unhideWhenUsed="1"/>
+    <w:lsdException w:name="Table Web 3" w:semiHidden="1" w:unhideWhenUsed="1"/>
+    <w:lsdException w:name="Balloon Text" w:semiHidden="1" w:unhideWhenUsed="1"/>
+    <w:lsdException w:name="Table Grid" w:uiPriority="39"/>
+    <w:lsdException w:name="Table Theme" w:semiHidden="1" w:unhideWhenUsed="1"/>
+    <w:lsdException w:name="Placeholder Text" w:semiHidden="1"/>
+    <w:lsdException w:name="No Spacing" w:uiPriority="1" w:qFormat="1"/>
+    <w:lsdException w:name="Light Shading" w:uiPriority="60"/>
+    <w:lsdException w:name="Light List" w:uiPriority="61"/>
+    <w:lsdException w:name="Light Grid" w:uiPriority="62"/>
+    <w:lsdException w:name="Medium Shading 1" w:uiPriority="63"/>
+    <w:lsdException w:name="Medium Shading 2" w:uiPriority="64"/>
+    <w:lsdException w:name="Medium List 1" w:uiPriority="65"/>
+    <w:lsdException w:name="Medium List 2" w:uiPriority="66"/>
+    <w:lsdException w:name="Medium Grid 1" w:uiPriority="67"/>
+    <w:lsdException w:name="Medium Grid 2" w:uiPriority="68"/>
+    <w:lsdException w:name="Medium Grid 3" w:uiPriority="69"/>
+    <w:lsdException w:name="Dark List" w:uiPriority="70"/>
+    <w:lsdException w:name="Colorful Shading" w:uiPriority="71"/>
+    <w:lsdException w:name="Colorful List" w:uiPriority="72"/>
+    <w:lsdException w:name="Colorful Grid" w:uiPriority="73"/>
+    <w:lsdException w:name="Light Shading Accent 1" w:uiPriority="60"/>
+    <w:lsdException w:name="Light List Accent 1" w:uiPriority="61"/>
+    <w:lsdException w:name="Light Grid Accent 1" w:uiPriority="62"/>
+    <w:lsdException w:name="Medium Shading 1 Accent 1" w:uiPriority="63"/>
+    <w:lsdException w:name="Medium Shading 2 Accent 1" w:uiPriority="64"/>
+    <w:lsdException w:name="Medium List 1 Accent 1" w:uiPriority="65"/>
+    <w:lsdException w:name="Revision" w:semiHidden="1"/>
+    <w:lsdException w:name="List Paragraph" w:uiPriority="34" w:qFormat="1"/>
+    <w:lsdException w:name="Quote" w:uiPriority="29" w:qFormat="1"/>
+    <w:lsdException w:name="Intense Quote" w:uiPriority="30" w:qFormat="1"/>
+    <w:lsdException w:name="Medium List 2 Accent 1" w:uiPriority="66"/>
+    <w:lsdException w:name="Medium Grid 1 Accent 1" w:uiPriority="67"/>
+    <w:lsdException w:name="Medium Grid 2 Accent 1" w:uiPriority="68"/>
+    <w:lsdException w:name="Medium Grid 3 Accent 1" w:uiPriority="69"/>
+    <w:lsdException w:name="Dark List Accent 1" w:uiPriority="70"/>
+    <w:lsdException w:name="Colorful Shading Accent 1" w:uiPriority="71"/>
+    <w:lsdException w:name="Colorful List Accent 1" w:uiPriority="72"/>
+    <w:lsdException w:name="Colorful Grid Accent 1" w:uiPriority="73"/>
+    <w:lsdException w:name="Light Shading Accent 2" w:uiPriority="60"/>
+    <w:lsdException w:name="Light List Accent 2" w:uiPriority="61"/>
+    <w:lsdException w:name="Light Grid Accent 2" w:uiPriority="62"/>
+    <w:lsdException w:name="Medium Shading 1 Accent 2" w:uiPriority="63"/>
+    <w:lsdException w:name="Medium Shading 2 Accent 2" w:uiPriority="64"/>
+    <w:lsdException w:name="Medium List 1 Accent 2" w:uiPriority="65"/>
+    <w:lsdException w:name="Medium List 2 Accent 2" w:uiPriority="66"/>
+    <w:lsdException w:name="Medium Grid 1 Accent 2" w:uiPriority="67"/>
+    <w:lsdException w:name="Medium Grid 2 Accent 2" w:uiPriority="68"/>
+    <w:lsdException w:name="Medium Grid 3 Accent 2" w:uiPriority="69"/>
+    <w:lsdException w:name="Dark List Accent 2" w:uiPriority="70"/>
+    <w:lsdException w:name="Colorful Shading Accent 2" w:uiPriority="71"/>
+    <w:lsdException w:name="Colorful List Accent 2" w:uiPriority="72"/>
+    <w:lsdException w:name="Colorful Grid Accent 2" w:uiPriority="73"/>
+    <w:lsdException w:name="Light Shading Accent 3" w:uiPriority="60"/>
+    <w:lsdException w:name="Light List Accent 3" w:uiPriority="61"/>
+    <w:lsdException w:name="Light Grid Accent 3" w:uiPriority="62"/>
+    <w:lsdException w:name="Medium Shading 1 Accent 3" w:uiPriority="63"/>
+    <w:lsdException w:name="Medium Shading 2 Accent 3" w:uiPriority="64"/>
+    <w:lsdException w:name="Medium List 1 Accent 3" w:uiPriority="65"/>
+    <w:lsdException w:name="Medium List 2 Accent 3" w:uiPriority="66"/>
+    <w:lsdException w:name="Medium Grid 1 Accent 3" w:uiPriority="67"/>
+    <w:lsdException w:name="Medium Grid 2 Accent 3" w:uiPriority="68"/>
+    <w:lsdException w:name="Medium Grid 3 Accent 3" w:uiPriority="69"/>
+    <w:lsdException w:name="Dark List Accent 3" w:uiPriority="70"/>
+    <w:lsdException w:name="Colorful Shading Accent 3" w:uiPriority="71"/>
+    <w:lsdException w:name="Colorful List Accent 3" w:uiPriority="72"/>
+    <w:lsdException w:name="Colorful Grid Accent 3" w:uiPriority="73"/>
+    <w:lsdException w:name="Light Shading Accent 4" w:uiPriority="60"/>
+    <w:lsdException w:name="Light List Accent 4" w:uiPriority="61"/>
+    <w:lsdException w:name="Light Grid Accent 4" w:uiPriority="62"/>
+    <w:lsdException w:name="Medium Shading 1 Accent 4" w:uiPriority="63"/>
+    <w:lsdException w:name="Medium Shading 2 Accent 4" w:uiPriority="64"/>
+    <w:lsdException w:name="Medium List 1 Accent 4" w:uiPriority="65"/>
+    <w:lsdException w:name="Medium List 2 Accent 4" w:uiPriority="66"/>
+    <w:lsdException w:name="Medium Grid 1 Accent 4" w:uiPriority="67"/>
+    <w:lsdException w:name="Medium Grid 2 Accent 4" w:uiPriority="68"/>
+    <w:lsdException w:name="Medium Grid 3 Accent 4" w:uiPriority="69"/>
+    <w:lsdException w:name="Dark List Accent 4" w:uiPriority="70"/>
+    <w:lsdException w:name="Colorful Shading Accent 4" w:uiPriority="71"/>
+    <w:lsdException w:name="Colorful List Accent 4" w:uiPriority="72"/>
+    <w:lsdException w:name="Colorful Grid Accent 4" w:uiPriority="73"/>
+    <w:lsdException w:name="Light Shading Accent 5" w:uiPriority="60"/>
+    <w:lsdException w:name="Light List Accent 5" w:uiPriority="61"/>
+    <w:lsdException w:name="Light Grid Accent 5" w:uiPriority="62"/>
+    <w:lsdException w:name="Medium Shading 1 Accent 5" w:uiPriority="63"/>
+    <w:lsdException w:name="Medium Shading 2 Accent 5" w:uiPriority="64"/>
+    <w:lsdException w:name="Medium List 1 Accent 5" w:uiPriority="65"/>
+    <w:lsdException w:name="Medium List 2 Accent 5" w:uiPriority="66"/>
+    <w:lsdException w:name="Medium Grid 1 Accent 5" w:uiPriority="67"/>
+    <w:lsdException w:name="Medium Grid 2 Accent 5" w:uiPriority="68"/>
+    <w:lsdException w:name="Medium Grid 3 Accent 5" w:uiPriority="69"/>
+    <w:lsdException w:name="Dark List Accent 5" w:uiPriority="70"/>
+    <w:lsdException w:name="Colorful Shading Accent 5" w:uiPriority="71"/>
+    <w:lsdException w:name="Colorful List Accent 5" w:uiPriority="72"/>
+    <w:lsdException w:name="Colorful Grid Accent 5" w:uiPriority="73"/>
+    <w:lsdException w:name="Light Shading Accent 6" w:uiPriority="60"/>
+    <w:lsdException w:name="Light List Accent 6" w:uiPriority="61"/>
+    <w:lsdException w:name="Light Grid Accent 6" w:uiPriority="62"/>
+    <w:lsdException w:name="Medium Shading 1 Accent 6" w:uiPriority="63"/>
+    <w:lsdException w:name="Medium Shading 2 Accent 6" w:uiPriority="64"/>
+    <w:lsdException w:name="Medium List 1 Accent 6" w:uiPriority="65"/>
+    <w:lsdException w:name="Medium List 2 Accent 6" w:uiPriority="66"/>
+    <w:lsdException w:name="Medium Grid 1 Accent 6" w:uiPriority="67"/>
+    <w:lsdException w:name="Medium Grid 2 Accent 6" w:uiPriority="68"/>
+    <w:lsdException w:name="Medium Grid 3 Accent 6" w:uiPriority="69"/>
+    <w:lsdException w:name="Dark List Accent 6" w:uiPriority="70"/>
+    <w:lsdException w:name="Colorful Shading Accent 6" w:uiPriority="71"/>
+    <w:lsdException w:name="Colorful List Accent 6" w:uiPriority="72"/>
+    <w:lsdException w:name="Colorful Grid Accent 6" w:uiPriority="73"/>
+    <w:lsdException w:name="Subtle Emphasis" w:uiPriority="19" w:qFormat="1"/>
+    <w:lsdException w:name="Intense Emphasis" w:uiPriority="21" w:qFormat="1"/>
+    <w:lsdException w:name="Subtle Reference" w:uiPriority="31" w:qFormat="1"/>
+    <w:lsdException w:name="Intense Reference" w:uiPriority="32" w:qFormat="1"/>
+    <w:lsdException w:name="Book Title" w:uiPriority="33" w:qFormat="1"/>
+    <w:lsdException w:name="Bibliography" w:semiHidden="1" w:uiPriority="37" w:unhideWhenUsed="1"/>
+    <w:lsdException w:name="TOC Heading" w:semiHidden="1" w:uiPriority="39" w:unhideWhenUsed="1" w:qFormat="1"/>
+    <w:lsdException w:name="Plain Table 1" w:uiPriority="41"/>
+    <w:lsdException w:name="Plain Table 2" w:uiPriority="42"/>
+    <w:lsdException w:name="Plain Table 3" w:uiPriority="43"/>
+    <w:lsdException w:name="Plain Table 4" w:uiPriority="44"/>
+    <w:lsdException w:name="Plain Table 5" w:uiPriority="45"/>
+    <w:lsdException w:name="Grid Table Light" w:uiPriority="40"/>
+    <w:lsdException w:name="Grid Table 1 Light" w:uiPriority="46"/>
+    <w:lsdException w:name="Grid Table 2" w:uiPriority="47"/>
+    <w:lsdException w:name="Grid Table 3" w:uiPriority="48"/>
+    <w:lsdException w:name="Grid Table 4" w:uiPriority="49"/>
+    <w:lsdException w:name="Grid Table 5 Dark" w:uiPriority="50"/>
+    <w:lsdException w:name="Grid Table 6 Colorful" w:uiPriority="51"/>
+    <w:lsdException w:name="Grid Table 7 Colorful" w:uiPriority="52"/>
+    <w:lsdException w:name="Grid Table 1 Light Accent 1" w:uiPriority="46"/>
+    <w:lsdException w:name="Grid Table 2 Accent 1" w:uiPriority="47"/>
+    <w:lsdException w:name="Grid Table 3 Accent 1" w:uiPriority="48"/>
+    <w:lsdException w:name="Grid Table 4 Accent 1" w:uiPriority="49"/>
+    <w:lsdException w:name="Grid Table 5 Dark Accent 1" w:uiPriority="50"/>
+    <w:lsdException w:name="Grid Table 6 Colorful Accent 1" w:uiPriority="51"/>
+    <w:lsdException w:name="Grid Table 7 Colorful Accent 1" w:uiPriority="52"/>
+    <w:lsdException w:name="Grid Table 1 Light Accent 2" w:uiPriority="46"/>
+    <w:lsdException w:name="Grid Table 2 Accent 2" w:uiPriority="47"/>
+    <w:lsdException w:name="Grid Table 3 Accent 2" w:uiPriority="48"/>
+    <w:lsdException w:name="Grid Table 4 Accent 2" w:uiPriority="49"/>
+    <w:lsdException w:name="Grid Table 5 Dark Accent 2" w:uiPriority="50"/>
+    <w:lsdException w:name="Grid Table 6 Colorful Accent 2" w:uiPriority="51"/>
+    <w:lsdException w:name="Grid Table 7 Colorful Accent 2" w:uiPriority="52"/>
+    <w:lsdException w:name="Grid Table 1 Light Accent 3" w:uiPriority="46"/>
+    <w:lsdException w:name="Grid Table 2 Accent 3" w:uiPriority="47"/>
+    <w:lsdException w:name="Grid Table 3 Accent 3" w:uiPriority="48"/>
+    <w:lsdException w:name="Grid Table 4 Accent 3" w:uiPriority="49"/>
+    <w:lsdException w:name="Grid Table 5 Dark Accent 3" w:uiPriority="50"/>
+    <w:lsdException w:name="Grid Table 6 Colorful Accent 3" w:uiPriority="51"/>
+    <w:lsdException w:name="Grid Table 7 Colorful Accent 3" w:uiPriority="52"/>
+    <w:lsdException w:name="Grid Table 1 Light Accent 4" w:uiPriority="46"/>
+    <w:lsdException w:name="Grid Table 2 Accent 4" w:uiPriority="47"/>
+    <w:lsdException w:name="Grid Table 3 Accent 4" w:uiPriority="48"/>
+    <w:lsdException w:name="Grid Table 4 Accent 4" w:uiPriority="49"/>
+    <w:lsdException w:name="Grid Table 5 Dark Accent 4" w:uiPriority="50"/>
+    <w:lsdException w:name="Grid Table 6 Colorful Accent 4" w:uiPriority="51"/>
+    <w:lsdException w:name="Grid Table 7 Colorful Accent 4" w:uiPriority="52"/>
+    <w:lsdException w:name="Grid Table 1 Light Accent 5" w:uiPriority="46"/>
+    <w:lsdException w:name="Grid Table 2 Accent 5" w:uiPriority="47"/>
+    <w:lsdException w:name="Grid Table 3 Accent 5" w:uiPriority="48"/>
+    <w:lsdException w:name="Grid Table 4 Accent 5" w:uiPriority="49"/>
+    <w:lsdException w:name="Grid Table 5 Dark Accent 5" w:uiPriority="50"/>
+    <w:lsdException w:name="Grid Table 6 Colorful Accent 5" w:uiPriority="51"/>
+    <w:lsdException w:name="Grid Table 7 Colorful Accent 5" w:uiPriority="52"/>
+    <w:lsdException w:name="Grid Table 1 Light Accent 6" w:uiPriority="46"/>
+    <w:lsdException w:name="Grid Table 2 Accent 6" w:uiPriority="47"/>
+    <w:lsdException w:name="Grid Table 3 Accent 6" w:uiPriority="48"/>
+    <w:lsdException w:name="Grid Table 4 Accent 6" w:uiPriority="49"/>
+    <w:lsdException w:name="Grid Table 5 Dark Accent 6" w:uiPriority="50"/>
+    <w:lsdException w:name="Grid Table 6 Colorful Accent 6" w:uiPriority="51"/>
+    <w:lsdException w:name="Grid Table 7 Colorful Accent 6" w:uiPriority="52"/>
+    <w:lsdException w:name="List Table 1 Light" w:uiPriority="46"/>
+    <w:lsdException w:name="List Table 2" w:uiPriority="47"/>
+    <w:lsdException w:name="List Table 3" w:uiPriority="48"/>
+    <w:lsdException w:name="List Table 4" w:uiPriority="49"/>
+    <w:lsdException w:name="List Table 5 Dark" w:uiPriority="50"/>
+    <w:lsdException w:name="List Table 6 Colorful" w:uiPriority="51"/>
+    <w:lsdException w:name="List Table 7 Colorful" w:uiPriority="52"/>
+    <w:lsdException w:name="List Table 1 Light Accent 1" w:uiPriority="46"/>
+    <w:lsdException w:name="List Table 2 Accent 1" w:uiPriority="47"/>
+    <w:lsdException w:name="List Table 3 Accent 1" w:uiPriority="48"/>
+    <w:lsdException w:name="List Table 4 Accent 1" w:uiPriority="49"/>
+    <w:lsdException w:name="List Table 5 Dark Accent 1" w:uiPriority="50"/>
+    <w:lsdException w:name="List Table 6 Colorful Accent 1" w:uiPriority="51"/>
+    <w:lsdException w:name="List Table 7 Colorful Accent 1" w:uiPriority="52"/>
+    <w:lsdException w:name="List Table 1 Light Accent 2" w:uiPriority="46"/>
+    <w:lsdException w:name="List Table 2 Accent 2" w:uiPriority="47"/>
+    <w:lsdException w:name="List Table 3 Accent 2" w:uiPriority="48"/>
+    <w:lsdException w:name="List Table 4 Accent 2" w:uiPriority="49"/>
+    <w:lsdException w:name="List Table 5 Dark Accent 2" w:uiPriority="50"/>
+    <w:lsdException w:name="List Table 6 Colorful Accent 2" w:uiPriority="51"/>
+    <w:lsdException w:name="List Table 7 Colorful Accent 2" w:uiPriority="52"/>
+    <w:lsdException w:name="List Table 1 Light Accent 3" w:uiPriority="46"/>
+    <w:lsdException w:name="List Table 2 Accent 3" w:uiPriority="47"/>
+    <w:lsdException w:name="List Table 3 Accent 3" w:uiPriority="48"/>
+    <w:lsdException w:name="List Table 4 Accent 3" w:uiPriority="49"/>
+    <w:lsdException w:name="List Table 5 Dark Accent 3" w:uiPriority="50"/>
+    <w:lsdException w:name="List Table 6 Colorful Accent 3" w:uiPriority="51"/>
+    <w:lsdException w:name="List Table 7 Colorful Accent 3" w:uiPriority="52"/>
+    <w:lsdException w:name="List Table 1 Light Accent 4" w:uiPriority="46"/>
+    <w:lsdException w:name="List Table 2 Accent 4" w:uiPriority="47"/>
+    <w:lsdException w:name="List Table 3 Accent 4" w:uiPriority="48"/>
+    <w:lsdException w:name="List Table 4 Accent 4" w:uiPriority="49"/>
+    <w:lsdException w:name="List Table 5 Dark Accent 4" w:uiPriority="50"/>
+    <w:lsdException w:name="List Table 6 Colorful Accent 4" w:uiPriority="51"/>
+    <w:lsdException w:name="List Table 7 Colorful Accent 4" w:uiPriority="52"/>
+    <w:lsdException w:name="List Table 1 Light Accent 5" w:uiPriority="46"/>
+    <w:lsdException w:name="List Table 2 Accent 5" w:uiPriority="47"/>
+    <w:lsdException w:name="List Table 3 Accent 5" w:uiPriority="48"/>
+    <w:lsdException w:name="List Table 4 Accent 5" w:uiPriority="49"/>
+    <w:lsdException w:name="List Table 5 Dark Accent 5" w:uiPriority="50"/>
+    <w:lsdException w:name="List Table 6 Colorful Accent 5" w:uiPriority="51"/>
+    <w:lsdException w:name="List Table 7 Colorful Accent 5" w:uiPriority="52"/>
+    <w:lsdException w:name="List Table 1 Light Accent 6" w:uiPriority="46"/>
+    <w:lsdException w:name="List Table 2 Accent 6" w:uiPriority="47"/>
+    <w:lsdException w:name="List Table 3 Accent 6" w:uiPriority="48"/>
+    <w:lsdException w:name="List Table 4 Accent 6" w:uiPriority="49"/>
+    <w:lsdException w:name="List Table 5 Dark Accent 6" w:uiPriority="50"/>
+    <w:lsdException w:name="List Table 6 Colorful Accent 6" w:uiPriority="51"/>
+    <w:lsdException w:name="List Table 7 Colorful Accent 6" w:uiPriority="52"/>
+    <w:lsdException w:name="Mention" w:semiHidden="1" w:unhideWhenUsed="1"/>
+    <w:lsdException w:name="Smart Hyperlink" w:semiHidden="1" w:unhideWhenUsed="1"/>
+    <w:lsdException w:name="Hashtag" w:semiHidden="1" w:unhideWhenUsed="1"/>
+    <w:lsdException w:name="Unresolved Mention" w:semiHidden="1" w:unhideWhenUsed="1"/>
+    <w:lsdException w:name="Smart Link" w:semiHidden="1" w:unhideWhenUsed="1"/>
+  </w:latentStyles>
+  <w:style w:type="paragraph" w:default="1" w:styleId="Normal">
+    <w:name w:val="Normal"/>
+    <w:qFormat/>
   </w:style>
   <w:style w:type="paragraph" w:styleId="Heading1">
     <w:name w:val="heading 1"/>
     <w:basedOn w:val="Normal"/>
     <w:next w:val="Normal"/>
+    <w:uiPriority w:val="9"/>
+    <w:qFormat/>
     <w:pPr>
-      <w:keepNext w:val="1"/>
-      <w:keepLines w:val="1"/>
-      <w:pageBreakBefore w:val="0"/>
-      <w:spacing w:after="120" w:before="400" w:lineRule="auto"/>
+      <w:keepNext/>
+      <w:keepLines/>
+      <w:spacing w:before="400" w:after="120"/>
+      <w:outlineLvl w:val="0"/>
     </w:pPr>
     <w:rPr>
       <w:sz w:val="40"/>
@@ -1199,15 +1475,17 @@
     <w:name w:val="heading 2"/>
     <w:basedOn w:val="Normal"/>
     <w:next w:val="Normal"/>
+    <w:uiPriority w:val="9"/>
+    <w:semiHidden/>
+    <w:unhideWhenUsed/>
+    <w:qFormat/>
     <w:pPr>
-      <w:keepNext w:val="1"/>
-      <w:keepLines w:val="1"/>
-      <w:pageBreakBefore w:val="0"/>
-      <w:spacing w:after="120" w:before="360" w:lineRule="auto"/>
+      <w:keepNext/>
+      <w:keepLines/>
+      <w:spacing w:before="360" w:after="120"/>
+      <w:outlineLvl w:val="1"/>
     </w:pPr>
     <w:rPr>
-      <w:b w:val="0"/>
-      <w:bCs w:val="0"/>
       <w:sz w:val="32"/>
       <w:szCs w:val="32"/>
     </w:rPr>
@@ -1216,15 +1494,17 @@
     <w:name w:val="heading 3"/>
     <w:basedOn w:val="Normal"/>
     <w:next w:val="Normal"/>
+    <w:uiPriority w:val="9"/>
+    <w:semiHidden/>
+    <w:unhideWhenUsed/>
+    <w:qFormat/>
     <w:pPr>
-      <w:keepNext w:val="1"/>
-      <w:keepLines w:val="1"/>
-      <w:pageBreakBefore w:val="0"/>
-      <w:spacing w:after="80" w:before="320" w:lineRule="auto"/>
+      <w:keepNext/>
+      <w:keepLines/>
+      <w:spacing w:before="320" w:after="80"/>
+      <w:outlineLvl w:val="2"/>
     </w:pPr>
     <w:rPr>
-      <w:b w:val="0"/>
-      <w:bCs w:val="0"/>
       <w:color w:val="434343"/>
       <w:sz w:val="28"/>
       <w:szCs w:val="28"/>
@@ -1234,11 +1514,15 @@
     <w:name w:val="heading 4"/>
     <w:basedOn w:val="Normal"/>
     <w:next w:val="Normal"/>
+    <w:uiPriority w:val="9"/>
+    <w:semiHidden/>
+    <w:unhideWhenUsed/>
+    <w:qFormat/>
     <w:pPr>
-      <w:keepNext w:val="1"/>
-      <w:keepLines w:val="1"/>
-      <w:pageBreakBefore w:val="0"/>
-      <w:spacing w:after="80" w:before="280" w:lineRule="auto"/>
+      <w:keepNext/>
+      <w:keepLines/>
+      <w:spacing w:before="280" w:after="80"/>
+      <w:outlineLvl w:val="3"/>
     </w:pPr>
     <w:rPr>
       <w:color w:val="666666"/>
@@ -1250,45 +1534,88 @@
     <w:name w:val="heading 5"/>
     <w:basedOn w:val="Normal"/>
     <w:next w:val="Normal"/>
+    <w:uiPriority w:val="9"/>
+    <w:semiHidden/>
+    <w:unhideWhenUsed/>
+    <w:qFormat/>
     <w:pPr>
-      <w:keepNext w:val="1"/>
-      <w:keepLines w:val="1"/>
-      <w:pageBreakBefore w:val="0"/>
-      <w:spacing w:after="80" w:before="240" w:lineRule="auto"/>
+      <w:keepNext/>
+      <w:keepLines/>
+      <w:spacing w:before="240" w:after="80"/>
+      <w:outlineLvl w:val="4"/>
     </w:pPr>
     <w:rPr>
       <w:color w:val="666666"/>
-      <w:sz w:val="22"/>
-      <w:szCs w:val="22"/>
     </w:rPr>
   </w:style>
   <w:style w:type="paragraph" w:styleId="Heading6">
     <w:name w:val="heading 6"/>
     <w:basedOn w:val="Normal"/>
     <w:next w:val="Normal"/>
+    <w:uiPriority w:val="9"/>
+    <w:semiHidden/>
+    <w:unhideWhenUsed/>
+    <w:qFormat/>
     <w:pPr>
-      <w:keepNext w:val="1"/>
-      <w:keepLines w:val="1"/>
-      <w:pageBreakBefore w:val="0"/>
-      <w:spacing w:after="80" w:before="240" w:lineRule="auto"/>
+      <w:keepNext/>
+      <w:keepLines/>
+      <w:spacing w:before="240" w:after="80"/>
+      <w:outlineLvl w:val="5"/>
     </w:pPr>
     <w:rPr>
-      <w:i w:val="1"/>
-      <w:iCs w:val="1"/>
+      <w:i/>
+      <w:iCs/>
       <w:color w:val="666666"/>
-      <w:sz w:val="22"/>
-      <w:szCs w:val="22"/>
     </w:rPr>
+  </w:style>
+  <w:style w:type="character" w:default="1" w:styleId="DefaultParagraphFont">
+    <w:name w:val="Default Paragraph Font"/>
+    <w:uiPriority w:val="1"/>
+    <w:semiHidden/>
+    <w:unhideWhenUsed/>
+  </w:style>
+  <w:style w:type="table" w:default="1" w:styleId="TableNormal">
+    <w:name w:val="Normal Table"/>
+    <w:uiPriority w:val="99"/>
+    <w:semiHidden/>
+    <w:unhideWhenUsed/>
+    <w:tblPr>
+      <w:tblInd w:w="0" w:type="dxa"/>
+      <w:tblCellMar>
+        <w:top w:w="0" w:type="dxa"/>
+        <w:left w:w="108" w:type="dxa"/>
+        <w:bottom w:w="0" w:type="dxa"/>
+        <w:right w:w="108" w:type="dxa"/>
+      </w:tblCellMar>
+    </w:tblPr>
+  </w:style>
+  <w:style w:type="numbering" w:default="1" w:styleId="NoList">
+    <w:name w:val="No List"/>
+    <w:uiPriority w:val="99"/>
+    <w:semiHidden/>
+    <w:unhideWhenUsed/>
+  </w:style>
+  <w:style w:type="table" w:customStyle="1" w:styleId="TableNormal0">
+    <w:name w:val="TableNormal"/>
+    <w:tblPr>
+      <w:tblCellMar>
+        <w:top w:w="100" w:type="dxa"/>
+        <w:left w:w="100" w:type="dxa"/>
+        <w:bottom w:w="100" w:type="dxa"/>
+        <w:right w:w="100" w:type="dxa"/>
+      </w:tblCellMar>
+    </w:tblPr>
   </w:style>
   <w:style w:type="paragraph" w:styleId="Title">
     <w:name w:val="Title"/>
     <w:basedOn w:val="Normal"/>
     <w:next w:val="Normal"/>
+    <w:uiPriority w:val="10"/>
+    <w:qFormat/>
     <w:pPr>
-      <w:keepNext w:val="1"/>
-      <w:keepLines w:val="1"/>
-      <w:pageBreakBefore w:val="0"/>
-      <w:spacing w:after="60" w:before="0" w:lineRule="auto"/>
+      <w:keepNext/>
+      <w:keepLines/>
+      <w:spacing w:after="60"/>
     </w:pPr>
     <w:rPr>
       <w:sz w:val="52"/>
@@ -1299,16 +1626,14 @@
     <w:name w:val="Subtitle"/>
     <w:basedOn w:val="Normal"/>
     <w:next w:val="Normal"/>
+    <w:uiPriority w:val="11"/>
+    <w:qFormat/>
     <w:pPr>
-      <w:keepNext w:val="1"/>
-      <w:keepLines w:val="1"/>
-      <w:pageBreakBefore w:val="0"/>
-      <w:spacing w:after="320" w:before="0" w:lineRule="auto"/>
+      <w:keepNext/>
+      <w:keepLines/>
+      <w:spacing w:after="320"/>
     </w:pPr>
     <w:rPr>
-      <w:rFonts w:ascii="Arial" w:cs="Arial" w:eastAsia="Arial" w:hAnsi="Arial"/>
-      <w:i w:val="0"/>
-      <w:iCs w:val="0"/>
       <w:color w:val="666666"/>
       <w:sz w:val="30"/>
       <w:szCs w:val="30"/>
